--- a/CV_Nazmus_Sakib.docx
+++ b/CV_Nazmus_Sakib.docx
@@ -33,15 +33,15 @@
         <mc:AlternateContent>
           <mc:Choice Requires="wpg">
             <w:drawing>
-              <wp:anchor distT="0" distB="0" distL="114300" distR="114300" simplePos="0" relativeHeight="251659264" behindDoc="1" locked="1" layoutInCell="1" allowOverlap="1" wp14:anchorId="20B14E7A" wp14:editId="56BAF917">
+              <wp:anchor distT="0" distB="0" distL="114300" distR="114300" simplePos="0" relativeHeight="251659264" behindDoc="1" locked="1" layoutInCell="1" allowOverlap="1" wp14:anchorId="20B14E7A" wp14:editId="1957DE30">
                 <wp:simplePos x="0" y="0"/>
                 <wp:positionH relativeFrom="page">
-                  <wp:align>center</wp:align>
+                  <wp:align>right</wp:align>
                 </wp:positionH>
                 <wp:positionV relativeFrom="page">
-                  <wp:align>top</wp:align>
+                  <wp:posOffset>-6985</wp:posOffset>
                 </wp:positionV>
-                <wp:extent cx="7781544" cy="896112"/>
+                <wp:extent cx="7781290" cy="731520"/>
                 <wp:effectExtent l="0" t="0" r="0" b="0"/>
                 <wp:wrapNone/>
                 <wp:docPr id="310452546" name="Group 2"/>
@@ -53,10 +53,15 @@
                       <wpg:grpSpPr>
                         <a:xfrm>
                           <a:off x="0" y="0"/>
-                          <a:ext cx="7781544" cy="896112"/>
-                          <a:chOff x="0" y="0"/>
-                          <a:chExt cx="7779385" cy="898736"/>
+                          <a:ext cx="7781290" cy="731520"/>
+                          <a:chOff x="0" y="-7661"/>
+                          <a:chExt cx="7779385" cy="905724"/>
                         </a:xfrm>
+                        <a:solidFill>
+                          <a:schemeClr val="tx2">
+                            <a:lumMod val="75000"/>
+                          </a:schemeClr>
+                        </a:solidFill>
                       </wpg:grpSpPr>
                       <wps:wsp>
                         <wps:cNvPr id="1" name="Rectangle 1"/>
@@ -69,9 +74,7 @@
                           <a:prstGeom prst="rect">
                             <a:avLst/>
                           </a:prstGeom>
-                          <a:solidFill>
-                            <a:srgbClr val="86ACA1"/>
-                          </a:solidFill>
+                          <a:grpFill/>
                           <a:ln>
                             <a:noFill/>
                           </a:ln>
@@ -112,9 +115,7 @@
                               <a:gd name="adj" fmla="val 786208"/>
                             </a:avLst>
                           </a:prstGeom>
-                          <a:solidFill>
-                            <a:srgbClr val="86ACA1"/>
-                          </a:solidFill>
+                          <a:grpFill/>
                           <a:ln>
                             <a:noFill/>
                           </a:ln>
@@ -147,7 +148,7 @@
                         <wps:cNvSpPr/>
                         <wps:spPr>
                           <a:xfrm flipV="1">
-                            <a:off x="0" y="0"/>
+                            <a:off x="0" y="-7661"/>
                             <a:ext cx="7779385" cy="898736"/>
                           </a:xfrm>
                           <a:prstGeom prst="trapezoid">
@@ -156,7 +157,7 @@
                             </a:avLst>
                           </a:prstGeom>
                           <a:solidFill>
-                            <a:srgbClr val="23514F"/>
+                            <a:schemeClr val="tx2"/>
                           </a:solidFill>
                           <a:ln>
                             <a:noFill/>
@@ -199,13 +200,13 @@
           </mc:Choice>
           <mc:Fallback>
             <w:pict>
-              <v:group w14:anchorId="7583380D" id="Group 2" o:spid="_x0000_s1026" style="position:absolute;margin-left:0;margin-top:0;width:612.7pt;height:70.55pt;z-index:-251657216;mso-position-horizontal:center;mso-position-horizontal-relative:page;mso-position-vertical:top;mso-position-vertical-relative:page;mso-width-relative:margin;mso-height-relative:margin" coordsize="77793,8987" o:gfxdata="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">
-                <v:rect id="Rectangle 1" o:spid="_x0000_s1027" style="position:absolute;top:75;width:77743;height:5156;visibility:visible;mso-wrap-style:square;v-text-anchor:middle" o:gfxdata="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" fillcolor="#86aca1" stroked="f" strokeweight="1pt"/>
-                <v:shape id="Trapezoid 3" o:spid="_x0000_s1028" style="position:absolute;top:5208;width:77793;height:3772;flip:y;visibility:visible;mso-wrap-style:square;v-text-anchor:middle" coordsize="7779385,377190" o:gfxdata="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" path="m,377190l2965498,,4813887,,7779385,377190,,377190xe" fillcolor="#86aca1" stroked="f" strokeweight="1pt">
+              <v:group w14:anchorId="2833C5C6" id="Group 2" o:spid="_x0000_s1026" style="position:absolute;margin-left:561.5pt;margin-top:-.55pt;width:612.7pt;height:57.6pt;z-index:-251657216;mso-position-horizontal:right;mso-position-horizontal-relative:page;mso-position-vertical-relative:page;mso-width-relative:margin;mso-height-relative:margin" coordorigin=",-76" coordsize="77793,9057" o:gfxdata="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">
+                <v:rect id="Rectangle 1" o:spid="_x0000_s1027" style="position:absolute;top:75;width:77743;height:5156;visibility:visible;mso-wrap-style:square;v-text-anchor:middle" o:gfxdata="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" filled="f" stroked="f" strokeweight="1pt"/>
+                <v:shape id="Trapezoid 3" o:spid="_x0000_s1028" style="position:absolute;top:5208;width:77793;height:3772;flip:y;visibility:visible;mso-wrap-style:square;v-text-anchor:middle" coordsize="7779385,377190" o:gfxdata="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" path="m,377190l2965498,,4813887,,7779385,377190,,377190xe" filled="f" stroked="f" strokeweight="1pt">
                   <v:stroke joinstyle="miter"/>
                   <v:path arrowok="t" o:connecttype="custom" o:connectlocs="0,377190;2965498,0;4813887,0;7779385,377190;0,377190" o:connectangles="0,0,0,0,0"/>
                 </v:shape>
-                <v:shape id="Trapezoid 4" o:spid="_x0000_s1029" style="position:absolute;width:77793;height:8987;flip:y;visibility:visible;mso-wrap-style:square;v-text-anchor:middle" coordsize="7779385,898736" o:gfxdata="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" path="m,898736l2979696,,4799689,,7779385,898736,,898736xe" fillcolor="#23514f" stroked="f" strokeweight="1pt">
+                <v:shape id="Trapezoid 4" o:spid="_x0000_s1029" style="position:absolute;top:-76;width:77793;height:8986;flip:y;visibility:visible;mso-wrap-style:square;v-text-anchor:middle" coordsize="7779385,898736" o:gfxdata="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" path="m,898736l2979696,,4799689,,7779385,898736,,898736xe" fillcolor="#44546a [3215]" stroked="f" strokeweight="1pt">
                   <v:stroke joinstyle="miter"/>
                   <v:path arrowok="t" o:connecttype="custom" o:connectlocs="0,898736;2979696,0;4799689,0;7779385,898736;0,898736" o:connectangles="0,0,0,0,0"/>
                 </v:shape>
@@ -256,6 +257,9 @@
         <w:spacing w:before="240" w:after="0" w:line="240" w:lineRule="auto"/>
         <w:contextualSpacing/>
         <w:jc w:val="center"/>
+        <w:rPr>
+          <w:color w:val="FFFFFF" w:themeColor="background1"/>
+        </w:rPr>
       </w:pPr>
       <w:hyperlink r:id="rId11" w:history="1">
         <w:r>
@@ -289,7 +293,7 @@
           <w:sz w:val="16"/>
           <w:szCs w:val="18"/>
         </w:rPr>
-        <w:t>◾</w:t>
+        <w:t xml:space="preserve">| +1 </w:t>
       </w:r>
       <w:r>
         <w:rPr>
@@ -299,7 +303,7 @@
           <w:sz w:val="16"/>
           <w:szCs w:val="18"/>
         </w:rPr>
-        <w:t xml:space="preserve"> (719) </w:t>
+        <w:t xml:space="preserve">(719) </w:t>
       </w:r>
       <w:r>
         <w:rPr>
@@ -319,7 +323,7 @@
           <w:sz w:val="16"/>
           <w:szCs w:val="18"/>
         </w:rPr>
-        <w:br/>
+        <w:t xml:space="preserve"> | </w:t>
       </w:r>
       <w:hyperlink r:id="rId12" w:history="1">
         <w:r>
@@ -335,20 +339,6 @@
         </w:r>
       </w:hyperlink>
       <w:bookmarkEnd w:id="0"/>
-    </w:p>
-    <w:p>
-      <w:pPr>
-        <w:tabs>
-          <w:tab w:val="right" w:pos="10800"/>
-        </w:tabs>
-        <w:spacing w:before="240" w:after="0" w:line="240" w:lineRule="auto"/>
-        <w:contextualSpacing/>
-        <w:jc w:val="center"/>
-        <w:rPr>
-          <w:sz w:val="16"/>
-          <w:szCs w:val="16"/>
-        </w:rPr>
-      </w:pPr>
     </w:p>
     <w:p>
       <w:pPr>
@@ -555,7 +545,7 @@
                 <w:sz w:val="16"/>
                 <w:szCs w:val="16"/>
               </w:rPr>
-              <w:t>Dec</w:t>
+              <w:t>Jul</w:t>
             </w:r>
             <w:r>
               <w:rPr>
@@ -606,7 +596,27 @@
                 <w:sz w:val="16"/>
                 <w:szCs w:val="16"/>
               </w:rPr>
-              <w:t>University of Colorado, Colorado Springs</w:t>
+              <w:t>University of Colorado</w:t>
+            </w:r>
+            <w:r>
+              <w:rPr>
+                <w:rFonts w:ascii="Lato" w:hAnsi="Lato" w:cs="Arial"/>
+                <w:i/>
+                <w:iCs/>
+                <w:sz w:val="16"/>
+                <w:szCs w:val="16"/>
+              </w:rPr>
+              <w:t>,</w:t>
+            </w:r>
+            <w:r>
+              <w:rPr>
+                <w:rFonts w:ascii="Lato" w:hAnsi="Lato" w:cs="Arial"/>
+                <w:i/>
+                <w:iCs/>
+                <w:sz w:val="16"/>
+                <w:szCs w:val="16"/>
+              </w:rPr>
+              <w:t xml:space="preserve"> Colorado Springs</w:t>
             </w:r>
             <w:r>
               <w:rPr>
@@ -678,7 +688,17 @@
                 <w:sz w:val="16"/>
                 <w:szCs w:val="16"/>
               </w:rPr>
-              <w:t>3.77</w:t>
+              <w:t>3.7</w:t>
+            </w:r>
+            <w:r>
+              <w:rPr>
+                <w:rFonts w:ascii="Lato" w:hAnsi="Lato" w:cs="Arial"/>
+                <w:i/>
+                <w:iCs/>
+                <w:sz w:val="16"/>
+                <w:szCs w:val="16"/>
+              </w:rPr>
+              <w:t>9</w:t>
             </w:r>
             <w:r>
               <w:rPr>
@@ -747,23 +767,23 @@
                 <w:sz w:val="16"/>
                 <w:szCs w:val="16"/>
               </w:rPr>
-              <w:t>Develop</w:t>
-            </w:r>
-            <w:r>
-              <w:rPr>
-                <w:rFonts w:ascii="Lato" w:hAnsi="Lato" w:cs="Arial"/>
-                <w:sz w:val="16"/>
-                <w:szCs w:val="16"/>
-              </w:rPr>
-              <w:t>ed</w:t>
-            </w:r>
-            <w:r>
-              <w:rPr>
-                <w:rFonts w:ascii="Lato" w:hAnsi="Lato" w:cs="Arial"/>
-                <w:sz w:val="16"/>
-                <w:szCs w:val="16"/>
-              </w:rPr>
-              <w:t xml:space="preserve"> strategies to counteract networking threats and evaluate communication network protocols.</w:t>
+              <w:t xml:space="preserve">Built </w:t>
+            </w:r>
+            <w:r>
+              <w:rPr>
+                <w:rFonts w:ascii="Lato" w:hAnsi="Lato" w:cs="Arial"/>
+                <w:sz w:val="16"/>
+                <w:szCs w:val="16"/>
+              </w:rPr>
+              <w:t>Bitcoin Core</w:t>
+            </w:r>
+            <w:r>
+              <w:rPr>
+                <w:rFonts w:ascii="Lato" w:hAnsi="Lato" w:cs="Arial"/>
+                <w:sz w:val="16"/>
+                <w:szCs w:val="16"/>
+              </w:rPr>
+              <w:t xml:space="preserve"> network logger/sensing pipelines and generated datasets collecting multi-layer P2P, routing/network, and consensus data for security and performance research.</w:t>
             </w:r>
           </w:p>
           <w:p>
@@ -788,71 +808,66 @@
                 <w:sz w:val="16"/>
                 <w:szCs w:val="16"/>
               </w:rPr>
-              <w:t>Le</w:t>
-            </w:r>
-            <w:r>
-              <w:rPr>
-                <w:rFonts w:ascii="Lato" w:hAnsi="Lato" w:cs="Arial"/>
-                <w:sz w:val="16"/>
-                <w:szCs w:val="16"/>
-              </w:rPr>
-              <w:t>d</w:t>
-            </w:r>
-            <w:r>
-              <w:rPr>
-                <w:rFonts w:ascii="Lato" w:hAnsi="Lato" w:cs="Arial"/>
-                <w:sz w:val="16"/>
-                <w:szCs w:val="16"/>
-              </w:rPr>
-              <w:t xml:space="preserve"> research initiatives to </w:t>
-            </w:r>
-            <w:r>
-              <w:rPr>
-                <w:rFonts w:ascii="Lato" w:hAnsi="Lato" w:cs="Arial"/>
-                <w:sz w:val="16"/>
-                <w:szCs w:val="16"/>
-              </w:rPr>
-              <w:t xml:space="preserve">research and </w:t>
-            </w:r>
-            <w:r>
-              <w:rPr>
-                <w:rFonts w:ascii="Lato" w:hAnsi="Lato" w:cs="Arial"/>
-                <w:sz w:val="16"/>
-                <w:szCs w:val="16"/>
-              </w:rPr>
-              <w:t xml:space="preserve">enhance the security and reliability </w:t>
-            </w:r>
-            <w:r>
-              <w:rPr>
-                <w:rFonts w:ascii="Lato" w:hAnsi="Lato" w:cs="Arial"/>
-                <w:sz w:val="16"/>
-                <w:szCs w:val="16"/>
-              </w:rPr>
-              <w:t>of</w:t>
-            </w:r>
-            <w:r>
-              <w:rPr>
-                <w:rFonts w:ascii="Lato" w:hAnsi="Lato" w:cs="Arial"/>
-                <w:sz w:val="16"/>
-                <w:szCs w:val="16"/>
-              </w:rPr>
-              <w:t xml:space="preserve"> </w:t>
-            </w:r>
-            <w:r>
-              <w:rPr>
-                <w:rFonts w:ascii="Lato" w:hAnsi="Lato" w:cs="Arial"/>
-                <w:sz w:val="16"/>
-                <w:szCs w:val="16"/>
-              </w:rPr>
-              <w:t xml:space="preserve">blockchain cryptocurrency </w:t>
-            </w:r>
-            <w:r>
-              <w:rPr>
-                <w:rFonts w:ascii="Lato" w:hAnsi="Lato" w:cs="Arial"/>
-                <w:sz w:val="16"/>
-                <w:szCs w:val="16"/>
-              </w:rPr>
-              <w:t>networks.</w:t>
+              <w:t xml:space="preserve">Apply AI/ML to model, predict, and improve network decisions (e.g., peer </w:t>
+            </w:r>
+            <w:proofErr w:type="spellStart"/>
+            <w:r>
+              <w:rPr>
+                <w:rFonts w:ascii="Lato" w:hAnsi="Lato" w:cs="Arial"/>
+                <w:sz w:val="16"/>
+                <w:szCs w:val="16"/>
+              </w:rPr>
+              <w:t>beneficialness</w:t>
+            </w:r>
+            <w:proofErr w:type="spellEnd"/>
+            <w:r>
+              <w:rPr>
+                <w:rFonts w:ascii="Lato" w:hAnsi="Lato" w:cs="Arial"/>
+                <w:sz w:val="16"/>
+                <w:szCs w:val="16"/>
+              </w:rPr>
+              <w:t xml:space="preserve"> prediction, </w:t>
+            </w:r>
+            <w:r>
+              <w:rPr>
+                <w:rFonts w:ascii="Lato" w:hAnsi="Lato" w:cs="Arial"/>
+                <w:sz w:val="16"/>
+                <w:szCs w:val="16"/>
+              </w:rPr>
+              <w:t xml:space="preserve">detect </w:t>
+            </w:r>
+            <w:r>
+              <w:rPr>
+                <w:rFonts w:ascii="Arial" w:hAnsi="Arial" w:cs="Arial"/>
+                <w:bCs/>
+                <w:sz w:val="16"/>
+                <w:szCs w:val="16"/>
+              </w:rPr>
+              <w:t>profile spoofing</w:t>
+            </w:r>
+            <w:r>
+              <w:rPr>
+                <w:rFonts w:ascii="Lato" w:hAnsi="Lato" w:cs="Arial"/>
+                <w:sz w:val="16"/>
+                <w:szCs w:val="16"/>
+              </w:rPr>
+              <w:t xml:space="preserve">, and privacy-preserving </w:t>
+            </w:r>
+            <w:r>
+              <w:rPr>
+                <w:rFonts w:ascii="Lato" w:hAnsi="Lato" w:cs="Arial"/>
+                <w:sz w:val="16"/>
+                <w:szCs w:val="16"/>
+              </w:rPr>
+              <w:t>relay</w:t>
+            </w:r>
+            <w:r>
+              <w:rPr>
+                <w:rFonts w:ascii="Lato" w:hAnsi="Lato" w:cs="Arial"/>
+                <w:sz w:val="16"/>
+                <w:szCs w:val="16"/>
+              </w:rPr>
+              <w:t>/circuit selection).</w:t>
             </w:r>
           </w:p>
           <w:p>
@@ -949,23 +964,7 @@
                 <w:sz w:val="16"/>
                 <w:szCs w:val="16"/>
               </w:rPr>
-              <w:t xml:space="preserve">peer-to-peer </w:t>
-            </w:r>
-            <w:r>
-              <w:rPr>
-                <w:rFonts w:ascii="Lato" w:hAnsi="Lato" w:cs="Arial"/>
-                <w:sz w:val="16"/>
-                <w:szCs w:val="16"/>
-              </w:rPr>
-              <w:t>network</w:t>
-            </w:r>
-            <w:r>
-              <w:rPr>
-                <w:rFonts w:ascii="Lato" w:hAnsi="Lato" w:cs="Arial"/>
-                <w:sz w:val="16"/>
-                <w:szCs w:val="16"/>
-              </w:rPr>
-              <w:t>ing</w:t>
+              <w:t>distributed</w:t>
             </w:r>
             <w:r>
               <w:rPr>
@@ -1265,32 +1264,6 @@
             </w:r>
             <w:r>
               <w:rPr>
-                <w:rStyle w:val="Hyperlink"/>
-                <w:rFonts w:ascii="Lato" w:hAnsi="Lato" w:cs="Arial"/>
-                <w:b/>
-                <w:color w:val="auto"/>
-                <w:sz w:val="18"/>
-                <w:szCs w:val="18"/>
-                <w:u w:val="none"/>
-              </w:rPr>
-              <w:t xml:space="preserve"> </w:t>
-            </w:r>
-            <w:r>
-              <w:rPr>
-                <w:rStyle w:val="Hyperlink"/>
-                <w:rFonts w:ascii="Lato" w:hAnsi="Lato" w:cs="Arial"/>
-                <w:b/>
-                <w:i/>
-                <w:iCs/>
-                <w:color w:val="auto"/>
-                <w:sz w:val="18"/>
-                <w:szCs w:val="18"/>
-                <w:u w:val="none"/>
-              </w:rPr>
-              <w:t>(Research Mode)</w:t>
-            </w:r>
-            <w:r>
-              <w:rPr>
                 <w:rFonts w:ascii="Lato" w:hAnsi="Lato" w:cs="Arial"/>
                 <w:b/>
                 <w:sz w:val="18"/>
@@ -1771,7 +1744,34 @@
           <w:sz w:val="16"/>
           <w:szCs w:val="18"/>
         </w:rPr>
-        <w:t xml:space="preserve">Blockchain and Cryptocurrency: </w:t>
+        <w:t xml:space="preserve">Permissionless </w:t>
+      </w:r>
+      <w:r>
+        <w:rPr>
+          <w:rFonts w:ascii="Lato" w:hAnsi="Lato" w:cs="Arial"/>
+          <w:b/>
+          <w:sz w:val="16"/>
+          <w:szCs w:val="18"/>
+        </w:rPr>
+        <w:t>Blockchain</w:t>
+      </w:r>
+      <w:r>
+        <w:rPr>
+          <w:rFonts w:ascii="Lato" w:hAnsi="Lato" w:cs="Arial"/>
+          <w:b/>
+          <w:sz w:val="16"/>
+          <w:szCs w:val="18"/>
+        </w:rPr>
+        <w:t>s</w:t>
+      </w:r>
+      <w:r>
+        <w:rPr>
+          <w:rFonts w:ascii="Lato" w:hAnsi="Lato" w:cs="Arial"/>
+          <w:b/>
+          <w:sz w:val="16"/>
+          <w:szCs w:val="18"/>
+        </w:rPr>
+        <w:t xml:space="preserve">: </w:t>
       </w:r>
       <w:r>
         <w:rPr>
@@ -2041,7 +2041,25 @@
           <w:sz w:val="16"/>
           <w:szCs w:val="18"/>
         </w:rPr>
-        <w:t>Mentored students in cryptography courses emphasizing practical usage and implications of the cryptographic principles.</w:t>
+        <w:t xml:space="preserve">Mentored students in cryptography courses </w:t>
+      </w:r>
+      <w:r>
+        <w:rPr>
+          <w:rFonts w:ascii="Lato" w:hAnsi="Lato" w:cs="Arial"/>
+          <w:bCs/>
+          <w:sz w:val="16"/>
+          <w:szCs w:val="18"/>
+        </w:rPr>
+        <w:t>emphasize</w:t>
+      </w:r>
+      <w:r>
+        <w:rPr>
+          <w:rFonts w:ascii="Lato" w:hAnsi="Lato" w:cs="Arial"/>
+          <w:bCs/>
+          <w:sz w:val="16"/>
+          <w:szCs w:val="18"/>
+        </w:rPr>
+        <w:t xml:space="preserve"> practical usage and implications of the cryptographic principles.</w:t>
       </w:r>
     </w:p>
     <w:p>
@@ -2267,7 +2285,107 @@
           <w:sz w:val="16"/>
           <w:szCs w:val="18"/>
         </w:rPr>
-        <w:t xml:space="preserve">Git, Docker, GNU Debugger (gdb), Bitcoin Core, Geth (Go-Ethereum), Wireshark, Scapy, Tcpdump, Nmap, Netcat, Metasploit, OpenSSL, </w:t>
+        <w:t>Git, Docker, GNU Debugger (</w:t>
+      </w:r>
+      <w:proofErr w:type="spellStart"/>
+      <w:r>
+        <w:rPr>
+          <w:rFonts w:ascii="Lato" w:hAnsi="Lato" w:cs="Arial"/>
+          <w:bCs/>
+          <w:sz w:val="16"/>
+          <w:szCs w:val="18"/>
+        </w:rPr>
+        <w:t>gdb</w:t>
+      </w:r>
+      <w:proofErr w:type="spellEnd"/>
+      <w:r>
+        <w:rPr>
+          <w:rFonts w:ascii="Lato" w:hAnsi="Lato" w:cs="Arial"/>
+          <w:bCs/>
+          <w:sz w:val="16"/>
+          <w:szCs w:val="18"/>
+        </w:rPr>
+        <w:t xml:space="preserve">), Bitcoin Core, Geth (Go-Ethereum), Wireshark, </w:t>
+      </w:r>
+      <w:proofErr w:type="spellStart"/>
+      <w:r>
+        <w:rPr>
+          <w:rFonts w:ascii="Lato" w:hAnsi="Lato" w:cs="Arial"/>
+          <w:bCs/>
+          <w:sz w:val="16"/>
+          <w:szCs w:val="18"/>
+        </w:rPr>
+        <w:t>Scapy</w:t>
+      </w:r>
+      <w:proofErr w:type="spellEnd"/>
+      <w:r>
+        <w:rPr>
+          <w:rFonts w:ascii="Lato" w:hAnsi="Lato" w:cs="Arial"/>
+          <w:bCs/>
+          <w:sz w:val="16"/>
+          <w:szCs w:val="18"/>
+        </w:rPr>
+        <w:t xml:space="preserve">, </w:t>
+      </w:r>
+      <w:proofErr w:type="spellStart"/>
+      <w:r>
+        <w:rPr>
+          <w:rFonts w:ascii="Lato" w:hAnsi="Lato" w:cs="Arial"/>
+          <w:bCs/>
+          <w:sz w:val="16"/>
+          <w:szCs w:val="18"/>
+        </w:rPr>
+        <w:t>Tcpdump</w:t>
+      </w:r>
+      <w:proofErr w:type="spellEnd"/>
+      <w:r>
+        <w:rPr>
+          <w:rFonts w:ascii="Lato" w:hAnsi="Lato" w:cs="Arial"/>
+          <w:bCs/>
+          <w:sz w:val="16"/>
+          <w:szCs w:val="18"/>
+        </w:rPr>
+        <w:t xml:space="preserve">, Nmap, </w:t>
+      </w:r>
+      <w:proofErr w:type="spellStart"/>
+      <w:r>
+        <w:rPr>
+          <w:rFonts w:ascii="Lato" w:hAnsi="Lato" w:cs="Arial"/>
+          <w:bCs/>
+          <w:sz w:val="16"/>
+          <w:szCs w:val="18"/>
+        </w:rPr>
+        <w:t>Netcat</w:t>
+      </w:r>
+      <w:proofErr w:type="spellEnd"/>
+      <w:r>
+        <w:rPr>
+          <w:rFonts w:ascii="Lato" w:hAnsi="Lato" w:cs="Arial"/>
+          <w:bCs/>
+          <w:sz w:val="16"/>
+          <w:szCs w:val="18"/>
+        </w:rPr>
+        <w:t xml:space="preserve">, Metasploit, OpenSSL, </w:t>
+      </w:r>
+      <w:proofErr w:type="spellStart"/>
+      <w:r>
+        <w:rPr>
+          <w:rFonts w:ascii="Lato" w:hAnsi="Lato" w:cs="Arial"/>
+          <w:bCs/>
+          <w:sz w:val="16"/>
+          <w:szCs w:val="18"/>
+        </w:rPr>
+        <w:t>Jupyter</w:t>
+      </w:r>
+      <w:proofErr w:type="spellEnd"/>
+      <w:r>
+        <w:rPr>
+          <w:rFonts w:ascii="Lato" w:hAnsi="Lato" w:cs="Arial"/>
+          <w:bCs/>
+          <w:sz w:val="16"/>
+          <w:szCs w:val="18"/>
+        </w:rPr>
+        <w:t xml:space="preserve">, </w:t>
       </w:r>
       <w:r>
         <w:rPr>
@@ -2276,8 +2394,9 @@
           <w:sz w:val="16"/>
           <w:szCs w:val="18"/>
         </w:rPr>
-        <w:t xml:space="preserve">Jupyter, </w:t>
+        <w:t xml:space="preserve">Pandas, NumPy, SciPy, </w:t>
       </w:r>
+      <w:proofErr w:type="spellStart"/>
       <w:r>
         <w:rPr>
           <w:rFonts w:ascii="Lato" w:hAnsi="Lato" w:cs="Arial"/>
@@ -2285,8 +2404,29 @@
           <w:sz w:val="16"/>
           <w:szCs w:val="18"/>
         </w:rPr>
-        <w:t>Pandas, NumPy, SciPy, Matlab, Matplotlib, scikit-learn, TensorFlow, PyTorch</w:t>
+        <w:t>Matlab</w:t>
       </w:r>
+      <w:proofErr w:type="spellEnd"/>
+      <w:r>
+        <w:rPr>
+          <w:rFonts w:ascii="Lato" w:hAnsi="Lato" w:cs="Arial"/>
+          <w:bCs/>
+          <w:sz w:val="16"/>
+          <w:szCs w:val="18"/>
+        </w:rPr>
+        <w:t xml:space="preserve">, Matplotlib, scikit-learn, TensorFlow, </w:t>
+      </w:r>
+      <w:proofErr w:type="spellStart"/>
+      <w:r>
+        <w:rPr>
+          <w:rFonts w:ascii="Lato" w:hAnsi="Lato" w:cs="Arial"/>
+          <w:bCs/>
+          <w:sz w:val="16"/>
+          <w:szCs w:val="18"/>
+        </w:rPr>
+        <w:t>PyTorch</w:t>
+      </w:r>
+      <w:proofErr w:type="spellEnd"/>
     </w:p>
     <w:p>
       <w:pPr>
@@ -2459,16 +2599,6 @@
         </w:rPr>
         <w:t>and Regular Expression pattern matching</w:t>
       </w:r>
-      <w:r>
-        <w:rPr>
-          <w:rFonts w:ascii="Lato" w:hAnsi="Lato" w:cs="Arial"/>
-          <w:bCs/>
-          <w:color w:val="000000" w:themeColor="text1"/>
-          <w:sz w:val="16"/>
-          <w:szCs w:val="18"/>
-        </w:rPr>
-        <w:t>.</w:t>
-      </w:r>
     </w:p>
     <w:p>
       <w:pPr>
@@ -2569,21 +2699,6 @@
         </w:rPr>
         <w:t>EXPERIENCE</w:t>
       </w:r>
-    </w:p>
-    <w:p>
-      <w:pPr>
-        <w:tabs>
-          <w:tab w:val="right" w:pos="10800"/>
-        </w:tabs>
-        <w:spacing w:after="0" w:line="240" w:lineRule="auto"/>
-        <w:contextualSpacing/>
-        <w:rPr>
-          <w:rFonts w:ascii="Lato" w:hAnsi="Lato" w:cs="Arial"/>
-          <w:b/>
-          <w:sz w:val="6"/>
-          <w:szCs w:val="8"/>
-        </w:rPr>
-      </w:pPr>
     </w:p>
     <w:p>
       <w:pPr>
@@ -2651,17 +2766,7 @@
                 <w:sz w:val="16"/>
                 <w:szCs w:val="16"/>
               </w:rPr>
-              <w:t xml:space="preserve">Graduate Teaching </w:t>
-            </w:r>
-            <w:r>
-              <w:rPr>
-                <w:rFonts w:ascii="Lato" w:hAnsi="Lato" w:cs="Arial"/>
-                <w:b/>
-                <w:bCs/>
-                <w:sz w:val="16"/>
-                <w:szCs w:val="16"/>
-              </w:rPr>
-              <w:t>Assistant</w:t>
+              <w:t>Graduate Teaching Assistant</w:t>
             </w:r>
           </w:p>
         </w:tc>
@@ -2691,7 +2796,7 @@
                 <w:sz w:val="16"/>
                 <w:szCs w:val="16"/>
               </w:rPr>
-              <w:t>Aug</w:t>
+              <w:t>Jan</w:t>
             </w:r>
             <w:r>
               <w:rPr>
@@ -2713,7 +2818,7 @@
                 <w:sz w:val="16"/>
                 <w:szCs w:val="16"/>
               </w:rPr>
-              <w:t>5</w:t>
+              <w:t>6</w:t>
             </w:r>
           </w:p>
         </w:tc>
@@ -2775,18 +2880,29 @@
                 <w:sz w:val="16"/>
                 <w:szCs w:val="16"/>
               </w:rPr>
-              <w:t>Dec</w:t>
-            </w:r>
-            <w:r>
-              <w:rPr>
-                <w:rFonts w:ascii="Lato" w:hAnsi="Lato" w:cs="Arial"/>
-                <w:bCs/>
-                <w:i/>
-                <w:iCs/>
-                <w:sz w:val="16"/>
-                <w:szCs w:val="16"/>
-              </w:rPr>
-              <w:t xml:space="preserve"> 2025</w:t>
+              <w:t>May</w:t>
+            </w:r>
+            <w:r>
+              <w:rPr>
+                <w:rFonts w:ascii="Lato" w:hAnsi="Lato" w:cs="Arial"/>
+                <w:bCs/>
+                <w:i/>
+                <w:iCs/>
+                <w:sz w:val="16"/>
+                <w:szCs w:val="16"/>
+              </w:rPr>
+              <w:t xml:space="preserve"> 202</w:t>
+            </w:r>
+            <w:r>
+              <w:rPr>
+                <w:rFonts w:ascii="Lato" w:hAnsi="Lato" w:cs="Arial"/>
+                <w:bCs/>
+                <w:i/>
+                <w:iCs/>
+                <w:sz w:val="16"/>
+                <w:szCs w:val="16"/>
+              </w:rPr>
+              <w:t>6</w:t>
             </w:r>
           </w:p>
         </w:tc>
@@ -2889,19 +3005,609 @@
                 <w:sz w:val="16"/>
                 <w:szCs w:val="16"/>
               </w:rPr>
-              <w:t>4</w:t>
-            </w:r>
-            <w:r>
-              <w:rPr>
-                <w:rFonts w:ascii="Lato" w:hAnsi="Lato" w:cs="Arial"/>
-                <w:bCs/>
-                <w:i/>
-                <w:iCs/>
-                <w:sz w:val="16"/>
-                <w:szCs w:val="16"/>
-              </w:rPr>
-              <w:t>0 hrs/wk</w:t>
-            </w:r>
+              <w:t>2</w:t>
+            </w:r>
+            <w:r>
+              <w:rPr>
+                <w:rFonts w:ascii="Lato" w:hAnsi="Lato" w:cs="Arial"/>
+                <w:bCs/>
+                <w:i/>
+                <w:iCs/>
+                <w:sz w:val="16"/>
+                <w:szCs w:val="16"/>
+              </w:rPr>
+              <w:t xml:space="preserve">0 </w:t>
+            </w:r>
+            <w:proofErr w:type="spellStart"/>
+            <w:r>
+              <w:rPr>
+                <w:rFonts w:ascii="Lato" w:hAnsi="Lato" w:cs="Arial"/>
+                <w:bCs/>
+                <w:i/>
+                <w:iCs/>
+                <w:sz w:val="16"/>
+                <w:szCs w:val="16"/>
+              </w:rPr>
+              <w:t>hrs</w:t>
+            </w:r>
+            <w:proofErr w:type="spellEnd"/>
+            <w:r>
+              <w:rPr>
+                <w:rFonts w:ascii="Lato" w:hAnsi="Lato" w:cs="Arial"/>
+                <w:bCs/>
+                <w:i/>
+                <w:iCs/>
+                <w:sz w:val="16"/>
+                <w:szCs w:val="16"/>
+              </w:rPr>
+              <w:t>/</w:t>
+            </w:r>
+            <w:proofErr w:type="spellStart"/>
+            <w:r>
+              <w:rPr>
+                <w:rFonts w:ascii="Lato" w:hAnsi="Lato" w:cs="Arial"/>
+                <w:bCs/>
+                <w:i/>
+                <w:iCs/>
+                <w:sz w:val="16"/>
+                <w:szCs w:val="16"/>
+              </w:rPr>
+              <w:t>wk</w:t>
+            </w:r>
+            <w:proofErr w:type="spellEnd"/>
+          </w:p>
+        </w:tc>
+      </w:tr>
+      <w:tr>
+        <w:tc>
+          <w:tcPr>
+            <w:tcW w:w="10790" w:type="dxa"/>
+            <w:gridSpan w:val="4"/>
+          </w:tcPr>
+          <w:p>
+            <w:pPr>
+              <w:pStyle w:val="ListParagraph"/>
+              <w:numPr>
+                <w:ilvl w:val="0"/>
+                <w:numId w:val="26"/>
+              </w:numPr>
+              <w:tabs>
+                <w:tab w:val="right" w:pos="10800"/>
+              </w:tabs>
+              <w:rPr>
+                <w:rFonts w:ascii="Lato" w:hAnsi="Lato" w:cs="Arial"/>
+                <w:b/>
+                <w:sz w:val="12"/>
+                <w:szCs w:val="8"/>
+              </w:rPr>
+            </w:pPr>
+            <w:r>
+              <w:rPr>
+                <w:rFonts w:ascii="Lato" w:hAnsi="Lato" w:cs="Arial"/>
+                <w:sz w:val="16"/>
+                <w:szCs w:val="16"/>
+              </w:rPr>
+              <w:t xml:space="preserve">Instructor for </w:t>
+            </w:r>
+            <w:r>
+              <w:rPr>
+                <w:rFonts w:ascii="Lato" w:hAnsi="Lato" w:cs="Arial"/>
+                <w:b/>
+                <w:bCs/>
+                <w:sz w:val="16"/>
+                <w:szCs w:val="16"/>
+              </w:rPr>
+              <w:t xml:space="preserve">CS </w:t>
+            </w:r>
+            <w:r>
+              <w:rPr>
+                <w:rFonts w:ascii="Lato" w:hAnsi="Lato" w:cs="Arial"/>
+                <w:b/>
+                <w:bCs/>
+                <w:sz w:val="16"/>
+                <w:szCs w:val="16"/>
+              </w:rPr>
+              <w:t>2080</w:t>
+            </w:r>
+            <w:r>
+              <w:rPr>
+                <w:rFonts w:ascii="Lato" w:hAnsi="Lato" w:cs="Arial"/>
+                <w:b/>
+                <w:bCs/>
+                <w:sz w:val="16"/>
+                <w:szCs w:val="16"/>
+              </w:rPr>
+              <w:t xml:space="preserve">: </w:t>
+            </w:r>
+            <w:r>
+              <w:rPr>
+                <w:rFonts w:ascii="Lato" w:hAnsi="Lato" w:cs="Arial"/>
+                <w:b/>
+                <w:bCs/>
+                <w:sz w:val="16"/>
+                <w:szCs w:val="16"/>
+              </w:rPr>
+              <w:t>UNIX Programming</w:t>
+            </w:r>
+            <w:r>
+              <w:rPr>
+                <w:rFonts w:ascii="Lato" w:hAnsi="Lato" w:cs="Arial"/>
+                <w:sz w:val="16"/>
+                <w:szCs w:val="16"/>
+              </w:rPr>
+              <w:t xml:space="preserve">. Taught </w:t>
+            </w:r>
+            <w:r>
+              <w:rPr>
+                <w:rFonts w:ascii="Lato" w:hAnsi="Lato" w:cs="Arial"/>
+                <w:sz w:val="16"/>
+                <w:szCs w:val="16"/>
+              </w:rPr>
+              <w:t>UNIX</w:t>
+            </w:r>
+            <w:r>
+              <w:rPr>
+                <w:rFonts w:ascii="Lato" w:hAnsi="Lato" w:cs="Arial"/>
+                <w:sz w:val="16"/>
+                <w:szCs w:val="16"/>
+              </w:rPr>
+              <w:t xml:space="preserve"> programming; prepared and delivered lectures, live-coding demos, and in-class exercises; developed assignments and quizzes aligned with learning outcomes.</w:t>
+            </w:r>
+          </w:p>
+          <w:p>
+            <w:pPr>
+              <w:pStyle w:val="ListParagraph"/>
+              <w:numPr>
+                <w:ilvl w:val="0"/>
+                <w:numId w:val="26"/>
+              </w:numPr>
+              <w:tabs>
+                <w:tab w:val="right" w:pos="10800"/>
+              </w:tabs>
+              <w:rPr>
+                <w:rFonts w:ascii="Lato" w:hAnsi="Lato" w:cs="Arial"/>
+                <w:b/>
+                <w:sz w:val="12"/>
+                <w:szCs w:val="8"/>
+              </w:rPr>
+            </w:pPr>
+            <w:r>
+              <w:rPr>
+                <w:rFonts w:ascii="Lato" w:hAnsi="Lato" w:cs="Arial"/>
+                <w:sz w:val="16"/>
+                <w:szCs w:val="16"/>
+              </w:rPr>
+              <w:t xml:space="preserve">Teaching support for </w:t>
+            </w:r>
+            <w:r>
+              <w:rPr>
+                <w:rFonts w:ascii="Lato" w:hAnsi="Lato" w:cs="Arial"/>
+                <w:b/>
+                <w:bCs/>
+                <w:sz w:val="16"/>
+                <w:szCs w:val="16"/>
+              </w:rPr>
+              <w:t>CS</w:t>
+            </w:r>
+            <w:r>
+              <w:rPr>
+                <w:rFonts w:ascii="Lato" w:hAnsi="Lato" w:cs="Arial"/>
+                <w:b/>
+                <w:bCs/>
+                <w:sz w:val="16"/>
+                <w:szCs w:val="16"/>
+              </w:rPr>
+              <w:t xml:space="preserve"> </w:t>
+            </w:r>
+            <w:r>
+              <w:rPr>
+                <w:rFonts w:ascii="Lato" w:hAnsi="Lato" w:cs="Arial"/>
+                <w:b/>
+                <w:bCs/>
+                <w:sz w:val="16"/>
+                <w:szCs w:val="16"/>
+              </w:rPr>
+              <w:t>5300 Advanced Software Engineering</w:t>
+            </w:r>
+            <w:r>
+              <w:rPr>
+                <w:rFonts w:ascii="Lato" w:hAnsi="Lato" w:cs="Arial"/>
+                <w:sz w:val="16"/>
+                <w:szCs w:val="16"/>
+              </w:rPr>
+              <w:t>. Led tutoring sessions, graded</w:t>
+            </w:r>
+            <w:r>
+              <w:rPr>
+                <w:rFonts w:ascii="Lato" w:hAnsi="Lato" w:cs="Arial"/>
+                <w:sz w:val="16"/>
+                <w:szCs w:val="16"/>
+              </w:rPr>
+              <w:t xml:space="preserve"> </w:t>
+            </w:r>
+            <w:r>
+              <w:rPr>
+                <w:rFonts w:ascii="Lato" w:hAnsi="Lato" w:cs="Arial"/>
+                <w:sz w:val="16"/>
+                <w:szCs w:val="16"/>
+              </w:rPr>
+              <w:t>assignments and exams, and held office hours.</w:t>
+            </w:r>
+          </w:p>
+          <w:p>
+            <w:pPr>
+              <w:pStyle w:val="ListParagraph"/>
+              <w:numPr>
+                <w:ilvl w:val="0"/>
+                <w:numId w:val="26"/>
+              </w:numPr>
+              <w:tabs>
+                <w:tab w:val="right" w:pos="10800"/>
+              </w:tabs>
+              <w:rPr>
+                <w:rFonts w:ascii="Lato" w:hAnsi="Lato" w:cs="Arial"/>
+                <w:b/>
+                <w:sz w:val="12"/>
+                <w:szCs w:val="8"/>
+              </w:rPr>
+            </w:pPr>
+            <w:r>
+              <w:rPr>
+                <w:rFonts w:ascii="Lato" w:hAnsi="Lato" w:cs="Arial"/>
+                <w:sz w:val="16"/>
+                <w:szCs w:val="16"/>
+              </w:rPr>
+              <w:t xml:space="preserve">Teaching support for </w:t>
+            </w:r>
+            <w:r>
+              <w:rPr>
+                <w:rFonts w:ascii="Lato" w:hAnsi="Lato" w:cs="Arial"/>
+                <w:b/>
+                <w:bCs/>
+                <w:sz w:val="16"/>
+                <w:szCs w:val="16"/>
+              </w:rPr>
+              <w:t>CS 2060: Programming with C</w:t>
+            </w:r>
+            <w:r>
+              <w:rPr>
+                <w:rFonts w:ascii="Lato" w:hAnsi="Lato" w:cs="Arial"/>
+                <w:sz w:val="16"/>
+                <w:szCs w:val="16"/>
+              </w:rPr>
+              <w:t>. Led tutoring sessions, graded programming assignments and exams, and held office hours.</w:t>
+            </w:r>
+          </w:p>
+          <w:p>
+            <w:pPr>
+              <w:tabs>
+                <w:tab w:val="right" w:pos="10800"/>
+              </w:tabs>
+              <w:rPr>
+                <w:rFonts w:ascii="Lato" w:hAnsi="Lato" w:cs="Arial"/>
+                <w:b/>
+                <w:sz w:val="6"/>
+                <w:szCs w:val="6"/>
+              </w:rPr>
+            </w:pPr>
+          </w:p>
+        </w:tc>
+      </w:tr>
+      <w:tr>
+        <w:tc>
+          <w:tcPr>
+            <w:tcW w:w="9100" w:type="dxa"/>
+          </w:tcPr>
+          <w:p>
+            <w:pPr>
+              <w:tabs>
+                <w:tab w:val="right" w:pos="10800"/>
+              </w:tabs>
+              <w:contextualSpacing/>
+              <w:rPr>
+                <w:rFonts w:ascii="Lato" w:hAnsi="Lato" w:cs="Arial"/>
+                <w:b/>
+                <w:bCs/>
+                <w:sz w:val="16"/>
+                <w:szCs w:val="16"/>
+              </w:rPr>
+            </w:pPr>
+            <w:r>
+              <w:rPr>
+                <w:rFonts w:ascii="Lato" w:hAnsi="Lato" w:cs="Arial"/>
+                <w:b/>
+                <w:bCs/>
+                <w:sz w:val="16"/>
+                <w:szCs w:val="16"/>
+              </w:rPr>
+              <w:t xml:space="preserve">Graduate Teaching </w:t>
+            </w:r>
+            <w:r>
+              <w:rPr>
+                <w:rFonts w:ascii="Lato" w:hAnsi="Lato" w:cs="Arial"/>
+                <w:b/>
+                <w:bCs/>
+                <w:sz w:val="16"/>
+                <w:szCs w:val="16"/>
+              </w:rPr>
+              <w:t>Assistant</w:t>
+            </w:r>
+          </w:p>
+        </w:tc>
+        <w:tc>
+          <w:tcPr>
+            <w:tcW w:w="745" w:type="dxa"/>
+          </w:tcPr>
+          <w:p>
+            <w:pPr>
+              <w:tabs>
+                <w:tab w:val="right" w:pos="10800"/>
+              </w:tabs>
+              <w:contextualSpacing/>
+              <w:rPr>
+                <w:rFonts w:ascii="Lato" w:hAnsi="Lato" w:cs="Arial"/>
+                <w:i/>
+                <w:sz w:val="16"/>
+                <w:szCs w:val="16"/>
+              </w:rPr>
+            </w:pPr>
+            <w:r>
+              <w:rPr>
+                <w:rFonts w:ascii="Lato" w:hAnsi="Lato" w:cs="Arial"/>
+                <w:bCs/>
+                <w:i/>
+                <w:iCs/>
+                <w:sz w:val="16"/>
+                <w:szCs w:val="16"/>
+              </w:rPr>
+              <w:t>Aug</w:t>
+            </w:r>
+            <w:r>
+              <w:rPr>
+                <w:rFonts w:ascii="Lato" w:hAnsi="Lato" w:cs="Arial"/>
+                <w:bCs/>
+                <w:i/>
+                <w:iCs/>
+                <w:sz w:val="16"/>
+                <w:szCs w:val="16"/>
+              </w:rPr>
+              <w:t xml:space="preserve"> 202</w:t>
+            </w:r>
+            <w:r>
+              <w:rPr>
+                <w:rFonts w:ascii="Lato" w:hAnsi="Lato" w:cs="Arial"/>
+                <w:bCs/>
+                <w:i/>
+                <w:iCs/>
+                <w:sz w:val="16"/>
+                <w:szCs w:val="16"/>
+              </w:rPr>
+              <w:t>5</w:t>
+            </w:r>
+          </w:p>
+        </w:tc>
+        <w:tc>
+          <w:tcPr>
+            <w:tcW w:w="170" w:type="dxa"/>
+          </w:tcPr>
+          <w:p>
+            <w:pPr>
+              <w:tabs>
+                <w:tab w:val="right" w:pos="10800"/>
+              </w:tabs>
+              <w:contextualSpacing/>
+              <w:jc w:val="center"/>
+              <w:rPr>
+                <w:rFonts w:ascii="Lato" w:hAnsi="Lato" w:cs="Arial"/>
+                <w:i/>
+                <w:sz w:val="16"/>
+                <w:szCs w:val="16"/>
+              </w:rPr>
+            </w:pPr>
+            <w:r>
+              <w:rPr>
+                <w:rFonts w:ascii="Lato" w:hAnsi="Lato" w:cs="Arial"/>
+                <w:i/>
+                <w:sz w:val="16"/>
+                <w:szCs w:val="16"/>
+              </w:rPr>
+              <w:t>—</w:t>
+            </w:r>
+          </w:p>
+        </w:tc>
+        <w:tc>
+          <w:tcPr>
+            <w:tcW w:w="775" w:type="dxa"/>
+          </w:tcPr>
+          <w:p>
+            <w:pPr>
+              <w:tabs>
+                <w:tab w:val="right" w:pos="10800"/>
+              </w:tabs>
+              <w:contextualSpacing/>
+              <w:jc w:val="right"/>
+              <w:rPr>
+                <w:rFonts w:ascii="Lato" w:hAnsi="Lato" w:cs="Arial"/>
+                <w:bCs/>
+                <w:i/>
+                <w:iCs/>
+                <w:sz w:val="16"/>
+                <w:szCs w:val="16"/>
+              </w:rPr>
+            </w:pPr>
+            <w:r>
+              <w:rPr>
+                <w:rFonts w:ascii="Lato" w:hAnsi="Lato" w:cs="Arial"/>
+                <w:bCs/>
+                <w:i/>
+                <w:iCs/>
+                <w:sz w:val="16"/>
+                <w:szCs w:val="16"/>
+              </w:rPr>
+              <w:t>Dec</w:t>
+            </w:r>
+            <w:r>
+              <w:rPr>
+                <w:rFonts w:ascii="Lato" w:hAnsi="Lato" w:cs="Arial"/>
+                <w:bCs/>
+                <w:i/>
+                <w:iCs/>
+                <w:sz w:val="16"/>
+                <w:szCs w:val="16"/>
+              </w:rPr>
+              <w:t xml:space="preserve"> 2025</w:t>
+            </w:r>
+          </w:p>
+        </w:tc>
+      </w:tr>
+      <w:tr>
+        <w:tc>
+          <w:tcPr>
+            <w:tcW w:w="9100" w:type="dxa"/>
+          </w:tcPr>
+          <w:p>
+            <w:pPr>
+              <w:pStyle w:val="ListParagraph"/>
+              <w:numPr>
+                <w:ilvl w:val="0"/>
+                <w:numId w:val="23"/>
+              </w:numPr>
+              <w:tabs>
+                <w:tab w:val="right" w:pos="10800"/>
+              </w:tabs>
+              <w:rPr>
+                <w:rFonts w:ascii="Lato" w:hAnsi="Lato" w:cs="Arial"/>
+                <w:bCs/>
+                <w:sz w:val="16"/>
+                <w:szCs w:val="16"/>
+              </w:rPr>
+            </w:pPr>
+            <w:r>
+              <w:rPr>
+                <w:rFonts w:ascii="Lato" w:hAnsi="Lato" w:cs="Arial"/>
+                <w:bCs/>
+                <w:i/>
+                <w:iCs/>
+                <w:sz w:val="16"/>
+                <w:szCs w:val="16"/>
+              </w:rPr>
+              <w:t>Computer Science Department</w:t>
+            </w:r>
+            <w:r>
+              <w:rPr>
+                <w:rFonts w:ascii="Lato" w:hAnsi="Lato" w:cs="Arial"/>
+                <w:bCs/>
+                <w:i/>
+                <w:iCs/>
+                <w:sz w:val="16"/>
+                <w:szCs w:val="16"/>
+              </w:rPr>
+              <w:t xml:space="preserve">, </w:t>
+            </w:r>
+            <w:r>
+              <w:rPr>
+                <w:rFonts w:ascii="Lato" w:hAnsi="Lato" w:cs="Arial"/>
+                <w:bCs/>
+                <w:i/>
+                <w:iCs/>
+                <w:sz w:val="16"/>
+                <w:szCs w:val="16"/>
+              </w:rPr>
+              <w:t>University of Colorado, Colorado Springs</w:t>
+            </w:r>
+            <w:r>
+              <w:rPr>
+                <w:rFonts w:ascii="Lato" w:hAnsi="Lato" w:cs="Arial"/>
+                <w:bCs/>
+                <w:i/>
+                <w:iCs/>
+                <w:sz w:val="16"/>
+                <w:szCs w:val="16"/>
+              </w:rPr>
+              <w:t>, USA</w:t>
+            </w:r>
+          </w:p>
+        </w:tc>
+        <w:tc>
+          <w:tcPr>
+            <w:tcW w:w="1690" w:type="dxa"/>
+            <w:gridSpan w:val="3"/>
+          </w:tcPr>
+          <w:p>
+            <w:pPr>
+              <w:tabs>
+                <w:tab w:val="right" w:pos="10800"/>
+              </w:tabs>
+              <w:contextualSpacing/>
+              <w:jc w:val="right"/>
+              <w:rPr>
+                <w:rFonts w:ascii="Lato" w:hAnsi="Lato" w:cs="Arial"/>
+                <w:bCs/>
+                <w:i/>
+                <w:iCs/>
+                <w:sz w:val="16"/>
+                <w:szCs w:val="16"/>
+              </w:rPr>
+            </w:pPr>
+            <w:r>
+              <w:rPr>
+                <w:rFonts w:ascii="Lato" w:hAnsi="Lato" w:cs="Arial"/>
+                <w:bCs/>
+                <w:i/>
+                <w:iCs/>
+                <w:sz w:val="16"/>
+                <w:szCs w:val="16"/>
+              </w:rPr>
+              <w:t>2</w:t>
+            </w:r>
+            <w:r>
+              <w:rPr>
+                <w:rFonts w:ascii="Lato" w:hAnsi="Lato" w:cs="Arial"/>
+                <w:bCs/>
+                <w:i/>
+                <w:iCs/>
+                <w:sz w:val="16"/>
+                <w:szCs w:val="16"/>
+              </w:rPr>
+              <w:t xml:space="preserve">0 </w:t>
+            </w:r>
+            <w:proofErr w:type="spellStart"/>
+            <w:r>
+              <w:rPr>
+                <w:rFonts w:ascii="Lato" w:hAnsi="Lato" w:cs="Arial"/>
+                <w:bCs/>
+                <w:i/>
+                <w:iCs/>
+                <w:sz w:val="16"/>
+                <w:szCs w:val="16"/>
+              </w:rPr>
+              <w:t>hrs</w:t>
+            </w:r>
+            <w:proofErr w:type="spellEnd"/>
+            <w:r>
+              <w:rPr>
+                <w:rFonts w:ascii="Lato" w:hAnsi="Lato" w:cs="Arial"/>
+                <w:bCs/>
+                <w:i/>
+                <w:iCs/>
+                <w:sz w:val="16"/>
+                <w:szCs w:val="16"/>
+              </w:rPr>
+              <w:t>/</w:t>
+            </w:r>
+            <w:proofErr w:type="spellStart"/>
+            <w:r>
+              <w:rPr>
+                <w:rFonts w:ascii="Lato" w:hAnsi="Lato" w:cs="Arial"/>
+                <w:bCs/>
+                <w:i/>
+                <w:iCs/>
+                <w:sz w:val="16"/>
+                <w:szCs w:val="16"/>
+              </w:rPr>
+              <w:t>wk</w:t>
+            </w:r>
+            <w:proofErr w:type="spellEnd"/>
           </w:p>
         </w:tc>
       </w:tr>
@@ -3251,8 +3957,45 @@
                 <w:sz w:val="16"/>
                 <w:szCs w:val="16"/>
               </w:rPr>
-              <w:t>40 hrs/wk</w:t>
-            </w:r>
+              <w:t xml:space="preserve">40 </w:t>
+            </w:r>
+            <w:proofErr w:type="spellStart"/>
+            <w:r>
+              <w:rPr>
+                <w:rFonts w:ascii="Lato" w:hAnsi="Lato" w:cs="Arial"/>
+                <w:bCs/>
+                <w:i/>
+                <w:iCs/>
+                <w:sz w:val="16"/>
+                <w:szCs w:val="16"/>
+              </w:rPr>
+              <w:t>hrs</w:t>
+            </w:r>
+            <w:proofErr w:type="spellEnd"/>
+            <w:r>
+              <w:rPr>
+                <w:rFonts w:ascii="Lato" w:hAnsi="Lato" w:cs="Arial"/>
+                <w:bCs/>
+                <w:i/>
+                <w:iCs/>
+                <w:sz w:val="16"/>
+                <w:szCs w:val="16"/>
+              </w:rPr>
+              <w:t>/</w:t>
+            </w:r>
+            <w:proofErr w:type="spellStart"/>
+            <w:r>
+              <w:rPr>
+                <w:rFonts w:ascii="Lato" w:hAnsi="Lato" w:cs="Arial"/>
+                <w:bCs/>
+                <w:i/>
+                <w:iCs/>
+                <w:sz w:val="16"/>
+                <w:szCs w:val="16"/>
+              </w:rPr>
+              <w:t>wk</w:t>
+            </w:r>
+            <w:proofErr w:type="spellEnd"/>
           </w:p>
         </w:tc>
       </w:tr>
@@ -3284,23 +4027,7 @@
                 <w:sz w:val="16"/>
                 <w:szCs w:val="16"/>
               </w:rPr>
-              <w:t xml:space="preserve">Supported youth camps and large-scale conferences by managing front desk operations, assisting </w:t>
-            </w:r>
-            <w:r>
-              <w:rPr>
-                <w:rFonts w:ascii="Lato" w:hAnsi="Lato" w:cs="Arial"/>
-                <w:sz w:val="16"/>
-                <w:szCs w:val="16"/>
-              </w:rPr>
-              <w:t>in</w:t>
-            </w:r>
-            <w:r>
-              <w:rPr>
-                <w:rFonts w:ascii="Lato" w:hAnsi="Lato" w:cs="Arial"/>
-                <w:sz w:val="16"/>
-                <w:szCs w:val="16"/>
-              </w:rPr>
-              <w:t xml:space="preserve"> guest services,</w:t>
+              <w:t>Supported youth camps and large-scale conferences by managing operations</w:t>
             </w:r>
             <w:r>
               <w:rPr>
@@ -3341,33 +4068,39 @@
                 <w:sz w:val="16"/>
                 <w:szCs w:val="16"/>
               </w:rPr>
-              <w:t>Collaborated with a diverse team to ensure smooth hospitality operations in a fast-paced, service-oriented environment.</w:t>
-            </w:r>
-          </w:p>
-          <w:p>
-            <w:pPr>
-              <w:pStyle w:val="ListParagraph"/>
-              <w:numPr>
-                <w:ilvl w:val="0"/>
-                <w:numId w:val="26"/>
-              </w:numPr>
-              <w:tabs>
-                <w:tab w:val="right" w:pos="10800"/>
-              </w:tabs>
-              <w:rPr>
-                <w:rFonts w:ascii="Lato" w:hAnsi="Lato" w:cs="Arial"/>
-                <w:b/>
-                <w:sz w:val="12"/>
-                <w:szCs w:val="8"/>
-              </w:rPr>
-            </w:pPr>
-            <w:r>
-              <w:rPr>
-                <w:rFonts w:ascii="Lato" w:hAnsi="Lato" w:cs="Arial"/>
-                <w:sz w:val="16"/>
-                <w:szCs w:val="16"/>
-              </w:rPr>
-              <w:t>Strengthened skills in communication, problem-solving, teamwork, and customer service.</w:t>
+              <w:t>Collaborated with a diverse team</w:t>
+            </w:r>
+            <w:r>
+              <w:rPr>
+                <w:rFonts w:ascii="Lato" w:hAnsi="Lato" w:cs="Arial"/>
+                <w:sz w:val="16"/>
+                <w:szCs w:val="16"/>
+              </w:rPr>
+              <w:t>, s</w:t>
+            </w:r>
+            <w:r>
+              <w:rPr>
+                <w:rFonts w:ascii="Lato" w:hAnsi="Lato" w:cs="Arial"/>
+                <w:sz w:val="16"/>
+                <w:szCs w:val="16"/>
+              </w:rPr>
+              <w:t xml:space="preserve">trengthened skills in communication, problem-solving, </w:t>
+            </w:r>
+            <w:r>
+              <w:rPr>
+                <w:rFonts w:ascii="Lato" w:hAnsi="Lato" w:cs="Arial"/>
+                <w:sz w:val="16"/>
+                <w:szCs w:val="16"/>
+              </w:rPr>
+              <w:t xml:space="preserve">and </w:t>
+            </w:r>
+            <w:r>
+              <w:rPr>
+                <w:rFonts w:ascii="Lato" w:hAnsi="Lato" w:cs="Arial"/>
+                <w:sz w:val="16"/>
+                <w:szCs w:val="16"/>
+              </w:rPr>
+              <w:t>teamwork.</w:t>
             </w:r>
           </w:p>
         </w:tc>
@@ -3666,8 +4399,56 @@
                 <w:sz w:val="16"/>
                 <w:szCs w:val="16"/>
               </w:rPr>
-              <w:t>40 hrs/wk</w:t>
-            </w:r>
+              <w:t>2</w:t>
+            </w:r>
+            <w:r>
+              <w:rPr>
+                <w:rFonts w:ascii="Lato" w:hAnsi="Lato" w:cs="Arial"/>
+                <w:bCs/>
+                <w:i/>
+                <w:iCs/>
+                <w:sz w:val="16"/>
+                <w:szCs w:val="16"/>
+              </w:rPr>
+              <w:t xml:space="preserve">0 </w:t>
+            </w:r>
+            <w:proofErr w:type="spellStart"/>
+            <w:r>
+              <w:rPr>
+                <w:rFonts w:ascii="Lato" w:hAnsi="Lato" w:cs="Arial"/>
+                <w:bCs/>
+                <w:i/>
+                <w:iCs/>
+                <w:sz w:val="16"/>
+                <w:szCs w:val="16"/>
+              </w:rPr>
+              <w:t>hrs</w:t>
+            </w:r>
+            <w:proofErr w:type="spellEnd"/>
+            <w:r>
+              <w:rPr>
+                <w:rFonts w:ascii="Lato" w:hAnsi="Lato" w:cs="Arial"/>
+                <w:bCs/>
+                <w:i/>
+                <w:iCs/>
+                <w:sz w:val="16"/>
+                <w:szCs w:val="16"/>
+              </w:rPr>
+              <w:t>/</w:t>
+            </w:r>
+            <w:proofErr w:type="spellStart"/>
+            <w:r>
+              <w:rPr>
+                <w:rFonts w:ascii="Lato" w:hAnsi="Lato" w:cs="Arial"/>
+                <w:bCs/>
+                <w:i/>
+                <w:iCs/>
+                <w:sz w:val="16"/>
+                <w:szCs w:val="16"/>
+              </w:rPr>
+              <w:t>wk</w:t>
+            </w:r>
+            <w:proofErr w:type="spellEnd"/>
           </w:p>
         </w:tc>
       </w:tr>
@@ -3932,7 +4713,25 @@
                 <w:sz w:val="16"/>
                 <w:szCs w:val="16"/>
               </w:rPr>
-              <w:t>, recitation,</w:t>
+              <w:t xml:space="preserve">, </w:t>
+            </w:r>
+            <w:proofErr w:type="gramStart"/>
+            <w:r>
+              <w:rPr>
+                <w:rFonts w:ascii="Lato" w:hAnsi="Lato" w:cs="Arial"/>
+                <w:sz w:val="16"/>
+                <w:szCs w:val="16"/>
+              </w:rPr>
+              <w:t>recitation</w:t>
+            </w:r>
+            <w:proofErr w:type="gramEnd"/>
+            <w:r>
+              <w:rPr>
+                <w:rFonts w:ascii="Lato" w:hAnsi="Lato" w:cs="Arial"/>
+                <w:sz w:val="16"/>
+                <w:szCs w:val="16"/>
+              </w:rPr>
+              <w:t>,</w:t>
             </w:r>
             <w:r>
               <w:rPr>
@@ -4372,8 +5171,56 @@
                 <w:sz w:val="16"/>
                 <w:szCs w:val="16"/>
               </w:rPr>
-              <w:t>40 hrs/wk</w:t>
-            </w:r>
+              <w:t>2</w:t>
+            </w:r>
+            <w:r>
+              <w:rPr>
+                <w:rFonts w:ascii="Lato" w:hAnsi="Lato" w:cs="Arial"/>
+                <w:bCs/>
+                <w:i/>
+                <w:iCs/>
+                <w:sz w:val="16"/>
+                <w:szCs w:val="16"/>
+              </w:rPr>
+              <w:t xml:space="preserve">0 </w:t>
+            </w:r>
+            <w:proofErr w:type="spellStart"/>
+            <w:r>
+              <w:rPr>
+                <w:rFonts w:ascii="Lato" w:hAnsi="Lato" w:cs="Arial"/>
+                <w:bCs/>
+                <w:i/>
+                <w:iCs/>
+                <w:sz w:val="16"/>
+                <w:szCs w:val="16"/>
+              </w:rPr>
+              <w:t>hrs</w:t>
+            </w:r>
+            <w:proofErr w:type="spellEnd"/>
+            <w:r>
+              <w:rPr>
+                <w:rFonts w:ascii="Lato" w:hAnsi="Lato" w:cs="Arial"/>
+                <w:bCs/>
+                <w:i/>
+                <w:iCs/>
+                <w:sz w:val="16"/>
+                <w:szCs w:val="16"/>
+              </w:rPr>
+              <w:t>/</w:t>
+            </w:r>
+            <w:proofErr w:type="spellStart"/>
+            <w:r>
+              <w:rPr>
+                <w:rFonts w:ascii="Lato" w:hAnsi="Lato" w:cs="Arial"/>
+                <w:bCs/>
+                <w:i/>
+                <w:iCs/>
+                <w:sz w:val="16"/>
+                <w:szCs w:val="16"/>
+              </w:rPr>
+              <w:t>wk</w:t>
+            </w:r>
+            <w:proofErr w:type="spellEnd"/>
           </w:p>
         </w:tc>
       </w:tr>
@@ -4415,7 +5262,47 @@
                 <w:sz w:val="16"/>
                 <w:szCs w:val="16"/>
               </w:rPr>
-              <w:t xml:space="preserve"> Collaborated to enhance distributed networked security by identifying and addressing vulnerabilities in Bitcoin and developing robust countermeasures against novel threats.</w:t>
+              <w:t xml:space="preserve"> </w:t>
+            </w:r>
+            <w:r>
+              <w:rPr>
+                <w:rFonts w:ascii="Lato" w:hAnsi="Lato" w:cs="Arial"/>
+                <w:sz w:val="16"/>
+                <w:szCs w:val="16"/>
+              </w:rPr>
+              <w:t>Built</w:t>
+            </w:r>
+            <w:r>
+              <w:rPr>
+                <w:rFonts w:ascii="Lato" w:hAnsi="Lato" w:cs="Arial"/>
+                <w:sz w:val="16"/>
+                <w:szCs w:val="16"/>
+              </w:rPr>
+              <w:t xml:space="preserve"> an intelligence-enabled low-latency Tor prototype </w:t>
+            </w:r>
+            <w:r>
+              <w:rPr>
+                <w:rFonts w:ascii="Lato" w:hAnsi="Lato" w:cs="Arial"/>
+                <w:sz w:val="16"/>
+                <w:szCs w:val="16"/>
+              </w:rPr>
+              <w:t xml:space="preserve">(Quick Tor) </w:t>
+            </w:r>
+            <w:r>
+              <w:rPr>
+                <w:rFonts w:ascii="Lato" w:hAnsi="Lato" w:cs="Arial"/>
+                <w:sz w:val="16"/>
+                <w:szCs w:val="16"/>
+              </w:rPr>
+              <w:t>for permissionless blockchains</w:t>
+            </w:r>
+            <w:r>
+              <w:rPr>
+                <w:rFonts w:ascii="Lato" w:hAnsi="Lato" w:cs="Arial"/>
+                <w:sz w:val="16"/>
+                <w:szCs w:val="16"/>
+              </w:rPr>
+              <w:t>.</w:t>
             </w:r>
           </w:p>
           <w:p>
@@ -4450,22 +5337,6 @@
                 <w:sz w:val="16"/>
                 <w:szCs w:val="16"/>
               </w:rPr>
-              <w:t xml:space="preserve"> Analyzed P2P network behaviors and utilized machine learning for peer </w:t>
-            </w:r>
-            <w:r>
-              <w:rPr>
-                <w:rFonts w:ascii="Lato" w:hAnsi="Lato" w:cs="Arial"/>
-                <w:sz w:val="16"/>
-                <w:szCs w:val="16"/>
-              </w:rPr>
-              <w:t>behavior</w:t>
-            </w:r>
-            <w:r>
-              <w:rPr>
-                <w:rFonts w:ascii="Lato" w:hAnsi="Lato" w:cs="Arial"/>
-                <w:sz w:val="16"/>
-                <w:szCs w:val="16"/>
-              </w:rPr>
               <w:t xml:space="preserve"> </w:t>
             </w:r>
             <w:r>
@@ -4474,7 +5345,7 @@
                 <w:sz w:val="16"/>
                 <w:szCs w:val="16"/>
               </w:rPr>
-              <w:t>prediction, and anomaly detection.</w:t>
+              <w:t>Measured relay-to-relay and client-to-relay latency, filtered out relays exceeding a threshold (τ), and constructed circuits from the remaining low-latency relays.</w:t>
             </w:r>
           </w:p>
         </w:tc>
@@ -4774,8 +5645,56 @@
                 <w:sz w:val="16"/>
                 <w:szCs w:val="16"/>
               </w:rPr>
-              <w:t>40 hrs/wk</w:t>
-            </w:r>
+              <w:t>2</w:t>
+            </w:r>
+            <w:r>
+              <w:rPr>
+                <w:rFonts w:ascii="Lato" w:hAnsi="Lato" w:cs="Arial"/>
+                <w:bCs/>
+                <w:i/>
+                <w:iCs/>
+                <w:sz w:val="16"/>
+                <w:szCs w:val="16"/>
+              </w:rPr>
+              <w:t xml:space="preserve">0 </w:t>
+            </w:r>
+            <w:proofErr w:type="spellStart"/>
+            <w:r>
+              <w:rPr>
+                <w:rFonts w:ascii="Lato" w:hAnsi="Lato" w:cs="Arial"/>
+                <w:bCs/>
+                <w:i/>
+                <w:iCs/>
+                <w:sz w:val="16"/>
+                <w:szCs w:val="16"/>
+              </w:rPr>
+              <w:t>hrs</w:t>
+            </w:r>
+            <w:proofErr w:type="spellEnd"/>
+            <w:r>
+              <w:rPr>
+                <w:rFonts w:ascii="Lato" w:hAnsi="Lato" w:cs="Arial"/>
+                <w:bCs/>
+                <w:i/>
+                <w:iCs/>
+                <w:sz w:val="16"/>
+                <w:szCs w:val="16"/>
+              </w:rPr>
+              <w:t>/</w:t>
+            </w:r>
+            <w:proofErr w:type="spellStart"/>
+            <w:r>
+              <w:rPr>
+                <w:rFonts w:ascii="Lato" w:hAnsi="Lato" w:cs="Arial"/>
+                <w:bCs/>
+                <w:i/>
+                <w:iCs/>
+                <w:sz w:val="16"/>
+                <w:szCs w:val="16"/>
+              </w:rPr>
+              <w:t>wk</w:t>
+            </w:r>
+            <w:proofErr w:type="spellEnd"/>
           </w:p>
         </w:tc>
       </w:tr>
@@ -4817,7 +5736,23 @@
                 <w:sz w:val="16"/>
                 <w:szCs w:val="16"/>
               </w:rPr>
-              <w:t>Collaborated on strengthening distributed network security by identifying vulnerabilities in the Bitcoin network and designing effective countermeasures against emerging threats.</w:t>
+              <w:t xml:space="preserve">Collaborated on strengthening distributed network security by identifying vulnerabilities in </w:t>
+            </w:r>
+            <w:r>
+              <w:rPr>
+                <w:rFonts w:ascii="Lato" w:hAnsi="Lato" w:cs="Arial"/>
+                <w:sz w:val="16"/>
+                <w:szCs w:val="16"/>
+              </w:rPr>
+              <w:t>permissionless blockchains</w:t>
+            </w:r>
+            <w:r>
+              <w:rPr>
+                <w:rFonts w:ascii="Lato" w:hAnsi="Lato" w:cs="Arial"/>
+                <w:sz w:val="16"/>
+                <w:szCs w:val="16"/>
+              </w:rPr>
+              <w:t xml:space="preserve"> and designing effective countermeasures against emerging threats.</w:t>
             </w:r>
           </w:p>
           <w:p>
@@ -4852,7 +5787,23 @@
                 <w:sz w:val="16"/>
                 <w:szCs w:val="16"/>
               </w:rPr>
-              <w:t xml:space="preserve">Investigated P2P network behavior and applied machine learning techniques </w:t>
+              <w:t xml:space="preserve">Investigated P2P </w:t>
+            </w:r>
+            <w:r>
+              <w:rPr>
+                <w:rFonts w:ascii="Lato" w:hAnsi="Lato" w:cs="Arial"/>
+                <w:sz w:val="16"/>
+                <w:szCs w:val="16"/>
+              </w:rPr>
+              <w:t xml:space="preserve">protocol </w:t>
+            </w:r>
+            <w:r>
+              <w:rPr>
+                <w:rFonts w:ascii="Lato" w:hAnsi="Lato" w:cs="Arial"/>
+                <w:sz w:val="16"/>
+                <w:szCs w:val="16"/>
+              </w:rPr>
+              <w:t xml:space="preserve">behavior and applied machine learning techniques </w:t>
             </w:r>
             <w:r>
               <w:rPr>
@@ -4868,52 +5819,23 @@
                 <w:sz w:val="16"/>
                 <w:szCs w:val="16"/>
               </w:rPr>
-              <w:t xml:space="preserve"> and detecting anomalies.</w:t>
-            </w:r>
-          </w:p>
-          <w:p>
-            <w:pPr>
-              <w:pStyle w:val="ListParagraph"/>
-              <w:numPr>
-                <w:ilvl w:val="0"/>
-                <w:numId w:val="26"/>
-              </w:numPr>
-              <w:tabs>
-                <w:tab w:val="right" w:pos="10800"/>
-              </w:tabs>
-              <w:rPr>
-                <w:rFonts w:ascii="Lato" w:hAnsi="Lato" w:cs="Arial"/>
-                <w:b/>
-                <w:bCs/>
-                <w:sz w:val="16"/>
-                <w:szCs w:val="16"/>
-              </w:rPr>
-            </w:pPr>
-            <w:r>
-              <w:rPr>
-                <w:rFonts w:ascii="Lato" w:hAnsi="Lato" w:cs="Arial"/>
-                <w:b/>
-                <w:bCs/>
-                <w:sz w:val="16"/>
-                <w:szCs w:val="16"/>
-              </w:rPr>
-              <w:t>Detail-Oriented:</w:t>
-            </w:r>
-            <w:r>
-              <w:rPr>
-                <w:rFonts w:ascii="Lato" w:hAnsi="Lato" w:cs="Arial"/>
-                <w:sz w:val="16"/>
-                <w:szCs w:val="16"/>
-              </w:rPr>
-              <w:t xml:space="preserve"> Performed in-depth analyses and contributed to peer-reviewed publications and conference presentations</w:t>
-            </w:r>
-            <w:r>
-              <w:rPr>
-                <w:rFonts w:ascii="Lato" w:hAnsi="Lato" w:cs="Arial"/>
-                <w:sz w:val="16"/>
-                <w:szCs w:val="16"/>
-              </w:rPr>
-              <w:t>.</w:t>
+              <w:t xml:space="preserve"> and </w:t>
+            </w:r>
+            <w:r>
+              <w:rPr>
+                <w:rFonts w:ascii="Lato" w:hAnsi="Lato" w:cs="Arial"/>
+                <w:sz w:val="16"/>
+                <w:szCs w:val="16"/>
+              </w:rPr>
+              <w:t>detect</w:t>
+            </w:r>
+            <w:r>
+              <w:rPr>
+                <w:rFonts w:ascii="Lato" w:hAnsi="Lato" w:cs="Arial"/>
+                <w:sz w:val="16"/>
+                <w:szCs w:val="16"/>
+              </w:rPr>
+              <w:t xml:space="preserve"> anomalies.</w:t>
             </w:r>
           </w:p>
         </w:tc>
@@ -5202,8 +6124,56 @@
                 <w:sz w:val="16"/>
                 <w:szCs w:val="16"/>
               </w:rPr>
-              <w:t>40 hrs/wk</w:t>
-            </w:r>
+              <w:t>2</w:t>
+            </w:r>
+            <w:r>
+              <w:rPr>
+                <w:rFonts w:ascii="Lato" w:hAnsi="Lato" w:cs="Arial"/>
+                <w:bCs/>
+                <w:i/>
+                <w:iCs/>
+                <w:sz w:val="16"/>
+                <w:szCs w:val="16"/>
+              </w:rPr>
+              <w:t xml:space="preserve">0 </w:t>
+            </w:r>
+            <w:proofErr w:type="spellStart"/>
+            <w:r>
+              <w:rPr>
+                <w:rFonts w:ascii="Lato" w:hAnsi="Lato" w:cs="Arial"/>
+                <w:bCs/>
+                <w:i/>
+                <w:iCs/>
+                <w:sz w:val="16"/>
+                <w:szCs w:val="16"/>
+              </w:rPr>
+              <w:t>hrs</w:t>
+            </w:r>
+            <w:proofErr w:type="spellEnd"/>
+            <w:r>
+              <w:rPr>
+                <w:rFonts w:ascii="Lato" w:hAnsi="Lato" w:cs="Arial"/>
+                <w:bCs/>
+                <w:i/>
+                <w:iCs/>
+                <w:sz w:val="16"/>
+                <w:szCs w:val="16"/>
+              </w:rPr>
+              <w:t>/</w:t>
+            </w:r>
+            <w:proofErr w:type="spellStart"/>
+            <w:r>
+              <w:rPr>
+                <w:rFonts w:ascii="Lato" w:hAnsi="Lato" w:cs="Arial"/>
+                <w:bCs/>
+                <w:i/>
+                <w:iCs/>
+                <w:sz w:val="16"/>
+                <w:szCs w:val="16"/>
+              </w:rPr>
+              <w:t>wk</w:t>
+            </w:r>
+            <w:proofErr w:type="spellEnd"/>
           </w:p>
         </w:tc>
       </w:tr>
@@ -5583,8 +6553,45 @@
                 <w:sz w:val="16"/>
                 <w:szCs w:val="16"/>
               </w:rPr>
-              <w:t>40 hrs/wk</w:t>
-            </w:r>
+              <w:t xml:space="preserve">40 </w:t>
+            </w:r>
+            <w:proofErr w:type="spellStart"/>
+            <w:r>
+              <w:rPr>
+                <w:rFonts w:ascii="Lato" w:hAnsi="Lato" w:cs="Arial"/>
+                <w:bCs/>
+                <w:i/>
+                <w:iCs/>
+                <w:sz w:val="16"/>
+                <w:szCs w:val="16"/>
+              </w:rPr>
+              <w:t>hrs</w:t>
+            </w:r>
+            <w:proofErr w:type="spellEnd"/>
+            <w:r>
+              <w:rPr>
+                <w:rFonts w:ascii="Lato" w:hAnsi="Lato" w:cs="Arial"/>
+                <w:bCs/>
+                <w:i/>
+                <w:iCs/>
+                <w:sz w:val="16"/>
+                <w:szCs w:val="16"/>
+              </w:rPr>
+              <w:t>/</w:t>
+            </w:r>
+            <w:proofErr w:type="spellStart"/>
+            <w:r>
+              <w:rPr>
+                <w:rFonts w:ascii="Lato" w:hAnsi="Lato" w:cs="Arial"/>
+                <w:bCs/>
+                <w:i/>
+                <w:iCs/>
+                <w:sz w:val="16"/>
+                <w:szCs w:val="16"/>
+              </w:rPr>
+              <w:t>wk</w:t>
+            </w:r>
+            <w:proofErr w:type="spellEnd"/>
           </w:p>
         </w:tc>
       </w:tr>
@@ -5618,6 +6625,7 @@
                 <w:sz w:val="16"/>
                 <w:szCs w:val="16"/>
               </w:rPr>
+              <w:lastRenderedPageBreak/>
               <w:t>Teaching and Curriculum Development:</w:t>
             </w:r>
             <w:r>
@@ -5699,7 +6707,25 @@
                 <w:sz w:val="16"/>
                 <w:szCs w:val="16"/>
               </w:rPr>
-              <w:t xml:space="preserve"> course materials, syllabus, and assessments </w:t>
+              <w:t xml:space="preserve"> course materials, </w:t>
+            </w:r>
+            <w:proofErr w:type="gramStart"/>
+            <w:r>
+              <w:rPr>
+                <w:rFonts w:ascii="Lato" w:hAnsi="Lato" w:cs="Arial"/>
+                <w:sz w:val="16"/>
+                <w:szCs w:val="16"/>
+              </w:rPr>
+              <w:t>syllabus</w:t>
+            </w:r>
+            <w:proofErr w:type="gramEnd"/>
+            <w:r>
+              <w:rPr>
+                <w:rFonts w:ascii="Lato" w:hAnsi="Lato" w:cs="Arial"/>
+                <w:sz w:val="16"/>
+                <w:szCs w:val="16"/>
+              </w:rPr>
+              <w:t xml:space="preserve">, and assessments </w:t>
             </w:r>
             <w:r>
               <w:rPr>
@@ -5715,7 +6741,25 @@
                 <w:sz w:val="16"/>
                 <w:szCs w:val="16"/>
               </w:rPr>
-              <w:t>align with academic standard. Supervise</w:t>
+              <w:t xml:space="preserve">align with academic </w:t>
+            </w:r>
+            <w:proofErr w:type="gramStart"/>
+            <w:r>
+              <w:rPr>
+                <w:rFonts w:ascii="Lato" w:hAnsi="Lato" w:cs="Arial"/>
+                <w:sz w:val="16"/>
+                <w:szCs w:val="16"/>
+              </w:rPr>
+              <w:t>standard</w:t>
+            </w:r>
+            <w:proofErr w:type="gramEnd"/>
+            <w:r>
+              <w:rPr>
+                <w:rFonts w:ascii="Lato" w:hAnsi="Lato" w:cs="Arial"/>
+                <w:sz w:val="16"/>
+                <w:szCs w:val="16"/>
+              </w:rPr>
+              <w:t>. Supervise</w:t>
             </w:r>
             <w:r>
               <w:rPr>
@@ -5758,114 +6802,6 @@
                 <w:sz w:val="16"/>
                 <w:szCs w:val="16"/>
               </w:rPr>
-              <w:t>Research and Scholarly Activities:</w:t>
-            </w:r>
-            <w:r>
-              <w:rPr>
-                <w:rFonts w:ascii="Lato" w:hAnsi="Lato" w:cs="Arial"/>
-                <w:sz w:val="16"/>
-                <w:szCs w:val="16"/>
-              </w:rPr>
-              <w:t xml:space="preserve"> Conduct</w:t>
-            </w:r>
-            <w:r>
-              <w:rPr>
-                <w:rFonts w:ascii="Lato" w:hAnsi="Lato" w:cs="Arial"/>
-                <w:sz w:val="16"/>
-                <w:szCs w:val="16"/>
-              </w:rPr>
-              <w:t>ed</w:t>
-            </w:r>
-            <w:r>
-              <w:rPr>
-                <w:rFonts w:ascii="Lato" w:hAnsi="Lato" w:cs="Arial"/>
-                <w:sz w:val="16"/>
-                <w:szCs w:val="16"/>
-              </w:rPr>
-              <w:t xml:space="preserve"> independent and collaborative research in computer science and engineering fields. Publish</w:t>
-            </w:r>
-            <w:r>
-              <w:rPr>
-                <w:rFonts w:ascii="Lato" w:hAnsi="Lato" w:cs="Arial"/>
-                <w:sz w:val="16"/>
-                <w:szCs w:val="16"/>
-              </w:rPr>
-              <w:t>ed</w:t>
-            </w:r>
-            <w:r>
-              <w:rPr>
-                <w:rFonts w:ascii="Lato" w:hAnsi="Lato" w:cs="Arial"/>
-                <w:sz w:val="16"/>
-                <w:szCs w:val="16"/>
-              </w:rPr>
-              <w:t xml:space="preserve"> research findings in peer-reviewed journals and present</w:t>
-            </w:r>
-            <w:r>
-              <w:rPr>
-                <w:rFonts w:ascii="Lato" w:hAnsi="Lato" w:cs="Arial"/>
-                <w:sz w:val="16"/>
-                <w:szCs w:val="16"/>
-              </w:rPr>
-              <w:t>ed</w:t>
-            </w:r>
-            <w:r>
-              <w:rPr>
-                <w:rFonts w:ascii="Lato" w:hAnsi="Lato" w:cs="Arial"/>
-                <w:sz w:val="16"/>
-                <w:szCs w:val="16"/>
-              </w:rPr>
-              <w:t xml:space="preserve"> at academic conferences. </w:t>
-            </w:r>
-            <w:r>
-              <w:rPr>
-                <w:rFonts w:ascii="Lato" w:hAnsi="Lato" w:cs="Arial"/>
-                <w:sz w:val="16"/>
-                <w:szCs w:val="16"/>
-              </w:rPr>
-              <w:t>Experience in academic gran</w:t>
-            </w:r>
-            <w:r>
-              <w:rPr>
-                <w:rFonts w:ascii="Lato" w:hAnsi="Lato" w:cs="Arial"/>
-                <w:sz w:val="16"/>
-                <w:szCs w:val="16"/>
-              </w:rPr>
-              <w:t>t</w:t>
-            </w:r>
-            <w:r>
-              <w:rPr>
-                <w:rFonts w:ascii="Lato" w:hAnsi="Lato" w:cs="Arial"/>
-                <w:sz w:val="16"/>
-                <w:szCs w:val="16"/>
-              </w:rPr>
-              <w:t xml:space="preserve"> applications for funding.</w:t>
-            </w:r>
-          </w:p>
-          <w:p>
-            <w:pPr>
-              <w:pStyle w:val="ListParagraph"/>
-              <w:numPr>
-                <w:ilvl w:val="0"/>
-                <w:numId w:val="26"/>
-              </w:numPr>
-              <w:tabs>
-                <w:tab w:val="right" w:pos="10800"/>
-              </w:tabs>
-              <w:rPr>
-                <w:rFonts w:ascii="Lato" w:hAnsi="Lato" w:cs="Arial"/>
-                <w:sz w:val="16"/>
-                <w:szCs w:val="16"/>
-              </w:rPr>
-            </w:pPr>
-            <w:r>
-              <w:rPr>
-                <w:rFonts w:ascii="Lato" w:hAnsi="Lato" w:cs="Arial"/>
-                <w:b/>
-                <w:bCs/>
-                <w:sz w:val="16"/>
-                <w:szCs w:val="16"/>
-              </w:rPr>
-              <w:lastRenderedPageBreak/>
               <w:t xml:space="preserve">Student Mentorship and Advising: </w:t>
             </w:r>
             <w:r>
@@ -6140,10 +7076,14 @@
           </w:tcPr>
           <w:p>
             <w:pPr>
-              <w:tabs>
-                <w:tab w:val="right" w:pos="10800"/>
-              </w:tabs>
-              <w:contextualSpacing/>
+              <w:pStyle w:val="ListParagraph"/>
+              <w:numPr>
+                <w:ilvl w:val="0"/>
+                <w:numId w:val="39"/>
+              </w:numPr>
+              <w:tabs>
+                <w:tab w:val="right" w:pos="10800"/>
+              </w:tabs>
               <w:jc w:val="right"/>
               <w:rPr>
                 <w:rFonts w:ascii="Lato" w:hAnsi="Lato" w:cs="Arial"/>
@@ -6154,17 +7094,43 @@
                 <w:szCs w:val="16"/>
               </w:rPr>
             </w:pPr>
-            <w:r>
-              <w:rPr>
-                <w:rFonts w:ascii="Lato" w:hAnsi="Lato" w:cs="Arial"/>
-                <w:bCs/>
-                <w:i/>
-                <w:iCs/>
-                <w:sz w:val="16"/>
-                <w:szCs w:val="16"/>
-              </w:rPr>
-              <w:t>40 hrs/wk</w:t>
-            </w:r>
+            <w:proofErr w:type="spellStart"/>
+            <w:r>
+              <w:rPr>
+                <w:rFonts w:ascii="Lato" w:hAnsi="Lato" w:cs="Arial"/>
+                <w:bCs/>
+                <w:i/>
+                <w:iCs/>
+                <w:sz w:val="16"/>
+                <w:szCs w:val="16"/>
+              </w:rPr>
+              <w:t>rs</w:t>
+            </w:r>
+            <w:proofErr w:type="spellEnd"/>
+            <w:r>
+              <w:rPr>
+                <w:rFonts w:ascii="Lato" w:hAnsi="Lato" w:cs="Arial"/>
+                <w:bCs/>
+                <w:i/>
+                <w:iCs/>
+                <w:sz w:val="16"/>
+                <w:szCs w:val="16"/>
+              </w:rPr>
+              <w:t>/</w:t>
+            </w:r>
+            <w:proofErr w:type="spellStart"/>
+            <w:r>
+              <w:rPr>
+                <w:rFonts w:ascii="Lato" w:hAnsi="Lato" w:cs="Arial"/>
+                <w:bCs/>
+                <w:i/>
+                <w:iCs/>
+                <w:sz w:val="16"/>
+                <w:szCs w:val="16"/>
+              </w:rPr>
+              <w:t>wk</w:t>
+            </w:r>
+            <w:proofErr w:type="spellEnd"/>
           </w:p>
         </w:tc>
       </w:tr>
@@ -6206,47 +7172,15 @@
                 <w:sz w:val="16"/>
                 <w:szCs w:val="16"/>
               </w:rPr>
-              <w:t>Designed</w:t>
-            </w:r>
-            <w:r>
-              <w:rPr>
-                <w:rFonts w:ascii="Lato" w:hAnsi="Lato" w:cs="Arial"/>
-                <w:sz w:val="16"/>
-                <w:szCs w:val="16"/>
-              </w:rPr>
-              <w:t xml:space="preserve"> recommendation model addressing cold-start issues </w:t>
-            </w:r>
-            <w:r>
-              <w:rPr>
-                <w:rFonts w:ascii="Lato" w:hAnsi="Lato" w:cs="Arial"/>
-                <w:sz w:val="16"/>
-                <w:szCs w:val="16"/>
-              </w:rPr>
-              <w:t>by utilizing</w:t>
-            </w:r>
-            <w:r>
-              <w:rPr>
-                <w:rFonts w:ascii="Lato" w:hAnsi="Lato" w:cs="Arial"/>
-                <w:sz w:val="16"/>
-                <w:szCs w:val="16"/>
-              </w:rPr>
-              <w:t xml:space="preserve"> public</w:t>
-            </w:r>
-            <w:r>
-              <w:rPr>
-                <w:rFonts w:ascii="Lato" w:hAnsi="Lato" w:cs="Arial"/>
-                <w:sz w:val="16"/>
-                <w:szCs w:val="16"/>
-              </w:rPr>
-              <w:t xml:space="preserve"> contextual</w:t>
-            </w:r>
-            <w:r>
-              <w:rPr>
-                <w:rFonts w:ascii="Lato" w:hAnsi="Lato" w:cs="Arial"/>
-                <w:sz w:val="16"/>
-                <w:szCs w:val="16"/>
-              </w:rPr>
-              <w:t xml:space="preserve"> metadata.</w:t>
+              <w:t>Developed a recommendation engine leveraging Information Retrieval, Recommender Systems, and Data Mining techniques</w:t>
+            </w:r>
+            <w:r>
+              <w:rPr>
+                <w:rFonts w:ascii="Lato" w:hAnsi="Lato" w:cs="Arial"/>
+                <w:sz w:val="16"/>
+                <w:szCs w:val="16"/>
+              </w:rPr>
+              <w:t>.</w:t>
             </w:r>
           </w:p>
           <w:p>
@@ -6281,55 +7215,23 @@
                 <w:sz w:val="16"/>
                 <w:szCs w:val="16"/>
               </w:rPr>
-              <w:t xml:space="preserve"> Extracted and analyzed scholarly data using citation matrices and evaluated models with Precision, Recall, F1, MAP, and MRR.</w:t>
-            </w:r>
-          </w:p>
-          <w:p>
-            <w:pPr>
-              <w:pStyle w:val="ListParagraph"/>
-              <w:numPr>
-                <w:ilvl w:val="0"/>
-                <w:numId w:val="26"/>
-              </w:numPr>
-              <w:rPr>
-                <w:rFonts w:ascii="Lato" w:hAnsi="Lato" w:cs="Arial"/>
-                <w:sz w:val="16"/>
-                <w:szCs w:val="16"/>
-              </w:rPr>
-            </w:pPr>
-            <w:r>
-              <w:rPr>
-                <w:rFonts w:ascii="Lato" w:hAnsi="Lato" w:cs="Arial"/>
-                <w:b/>
-                <w:bCs/>
-                <w:sz w:val="16"/>
-                <w:szCs w:val="16"/>
-              </w:rPr>
-              <w:t>Detail-Oriented:</w:t>
-            </w:r>
-            <w:r>
-              <w:rPr>
-                <w:rFonts w:ascii="Lato" w:hAnsi="Lato" w:cs="Arial"/>
-                <w:sz w:val="16"/>
-                <w:szCs w:val="16"/>
-              </w:rPr>
-              <w:t xml:space="preserve"> Conducted rigorous experiments and published findings in peer-reviewed journals</w:t>
-            </w:r>
-            <w:r>
-              <w:rPr>
-                <w:rFonts w:ascii="Lato" w:hAnsi="Lato" w:cs="Arial"/>
-                <w:sz w:val="16"/>
-                <w:szCs w:val="16"/>
-              </w:rPr>
-              <w:t>,</w:t>
-            </w:r>
-            <w:r>
-              <w:rPr>
-                <w:rFonts w:ascii="Lato" w:hAnsi="Lato" w:cs="Arial"/>
-                <w:sz w:val="16"/>
-                <w:szCs w:val="16"/>
-              </w:rPr>
-              <w:t xml:space="preserve"> ensuring research accuracy and quality.</w:t>
+              <w:t xml:space="preserve"> </w:t>
+            </w:r>
+            <w:r>
+              <w:rPr>
+                <w:rFonts w:ascii="Lato" w:hAnsi="Lato" w:cs="Arial"/>
+                <w:sz w:val="16"/>
+                <w:szCs w:val="16"/>
+              </w:rPr>
+              <w:t>Built a Recommender System pipeline to crawl and preprocess scholarly data, generated citation-matrix/graph datasets, and applied similarity-based ranking</w:t>
+            </w:r>
+            <w:r>
+              <w:rPr>
+                <w:rFonts w:ascii="Lato" w:hAnsi="Lato" w:cs="Arial"/>
+                <w:sz w:val="16"/>
+                <w:szCs w:val="16"/>
+              </w:rPr>
+              <w:t xml:space="preserve"> for evaluation.</w:t>
             </w:r>
           </w:p>
         </w:tc>
@@ -6609,8 +7511,45 @@
                 <w:sz w:val="16"/>
                 <w:szCs w:val="16"/>
               </w:rPr>
-              <w:t>40 hrs/wk</w:t>
-            </w:r>
+              <w:t xml:space="preserve">40 </w:t>
+            </w:r>
+            <w:proofErr w:type="spellStart"/>
+            <w:r>
+              <w:rPr>
+                <w:rFonts w:ascii="Lato" w:hAnsi="Lato" w:cs="Arial"/>
+                <w:bCs/>
+                <w:i/>
+                <w:iCs/>
+                <w:sz w:val="16"/>
+                <w:szCs w:val="16"/>
+              </w:rPr>
+              <w:t>hrs</w:t>
+            </w:r>
+            <w:proofErr w:type="spellEnd"/>
+            <w:r>
+              <w:rPr>
+                <w:rFonts w:ascii="Lato" w:hAnsi="Lato" w:cs="Arial"/>
+                <w:bCs/>
+                <w:i/>
+                <w:iCs/>
+                <w:sz w:val="16"/>
+                <w:szCs w:val="16"/>
+              </w:rPr>
+              <w:t>/</w:t>
+            </w:r>
+            <w:proofErr w:type="spellStart"/>
+            <w:r>
+              <w:rPr>
+                <w:rFonts w:ascii="Lato" w:hAnsi="Lato" w:cs="Arial"/>
+                <w:bCs/>
+                <w:i/>
+                <w:iCs/>
+                <w:sz w:val="16"/>
+                <w:szCs w:val="16"/>
+              </w:rPr>
+              <w:t>wk</w:t>
+            </w:r>
+            <w:proofErr w:type="spellEnd"/>
           </w:p>
         </w:tc>
       </w:tr>
@@ -6664,7 +7603,23 @@
                 <w:sz w:val="16"/>
                 <w:szCs w:val="16"/>
               </w:rPr>
-              <w:t>Contributed to the advancement of data-driven solutions aligned with national priorities in education, research, and innovation.</w:t>
+              <w:t xml:space="preserve">Contributed to the advancement of </w:t>
+            </w:r>
+            <w:r>
+              <w:rPr>
+                <w:rFonts w:ascii="Lato" w:hAnsi="Lato" w:cs="Arial"/>
+                <w:sz w:val="16"/>
+                <w:szCs w:val="16"/>
+              </w:rPr>
+              <w:t>AI</w:t>
+            </w:r>
+            <w:r>
+              <w:rPr>
+                <w:rFonts w:ascii="Lato" w:hAnsi="Lato" w:cs="Arial"/>
+                <w:sz w:val="16"/>
+                <w:szCs w:val="16"/>
+              </w:rPr>
+              <w:t>-driven solutions aligned with national priorities in education, research, and innovation.</w:t>
             </w:r>
           </w:p>
         </w:tc>
@@ -6898,8 +7853,45 @@
                 <w:sz w:val="16"/>
                 <w:szCs w:val="16"/>
               </w:rPr>
-              <w:t>40 hrs/wk</w:t>
-            </w:r>
+              <w:t xml:space="preserve">40 </w:t>
+            </w:r>
+            <w:proofErr w:type="spellStart"/>
+            <w:r>
+              <w:rPr>
+                <w:rFonts w:ascii="Lato" w:hAnsi="Lato" w:cs="Arial"/>
+                <w:bCs/>
+                <w:i/>
+                <w:iCs/>
+                <w:sz w:val="16"/>
+                <w:szCs w:val="16"/>
+              </w:rPr>
+              <w:t>hrs</w:t>
+            </w:r>
+            <w:proofErr w:type="spellEnd"/>
+            <w:r>
+              <w:rPr>
+                <w:rFonts w:ascii="Lato" w:hAnsi="Lato" w:cs="Arial"/>
+                <w:bCs/>
+                <w:i/>
+                <w:iCs/>
+                <w:sz w:val="16"/>
+                <w:szCs w:val="16"/>
+              </w:rPr>
+              <w:t>/</w:t>
+            </w:r>
+            <w:proofErr w:type="spellStart"/>
+            <w:r>
+              <w:rPr>
+                <w:rFonts w:ascii="Lato" w:hAnsi="Lato" w:cs="Arial"/>
+                <w:bCs/>
+                <w:i/>
+                <w:iCs/>
+                <w:sz w:val="16"/>
+                <w:szCs w:val="16"/>
+              </w:rPr>
+              <w:t>wk</w:t>
+            </w:r>
+            <w:proofErr w:type="spellEnd"/>
           </w:p>
         </w:tc>
       </w:tr>
@@ -6984,38 +7976,6 @@
                 <w:sz w:val="16"/>
                 <w:szCs w:val="16"/>
               </w:rPr>
-              <w:t xml:space="preserve">Research and Scholarly Activities: </w:t>
-            </w:r>
-            <w:r>
-              <w:rPr>
-                <w:rFonts w:ascii="Lato" w:hAnsi="Lato" w:cs="Arial"/>
-                <w:sz w:val="16"/>
-                <w:szCs w:val="16"/>
-              </w:rPr>
-              <w:t>Conducted research in areas including recommender systems and distributed computing; published peer-reviewed articles and presented findings at academic conferences. Engaged in collaborative research and supported academic grant proposals.</w:t>
-            </w:r>
-          </w:p>
-          <w:p>
-            <w:pPr>
-              <w:pStyle w:val="ListParagraph"/>
-              <w:numPr>
-                <w:ilvl w:val="0"/>
-                <w:numId w:val="26"/>
-              </w:numPr>
-              <w:rPr>
-                <w:rFonts w:ascii="Lato" w:hAnsi="Lato" w:cs="Arial"/>
-                <w:sz w:val="16"/>
-                <w:szCs w:val="16"/>
-              </w:rPr>
-            </w:pPr>
-            <w:r>
-              <w:rPr>
-                <w:rFonts w:ascii="Lato" w:hAnsi="Lato" w:cs="Arial"/>
-                <w:b/>
-                <w:bCs/>
-                <w:sz w:val="16"/>
-                <w:szCs w:val="16"/>
-              </w:rPr>
               <w:t>Student Mentorship and Advising:</w:t>
             </w:r>
             <w:r>
@@ -7024,7 +7984,39 @@
                 <w:sz w:val="16"/>
                 <w:szCs w:val="16"/>
               </w:rPr>
-              <w:t xml:space="preserve"> Provided academic and career guidance to students; mentored student research projects and encouraged participation in competitions and extracurricular activities.</w:t>
+              <w:t xml:space="preserve"> Provided academic and career guidance to students; mentored student research projects</w:t>
+            </w:r>
+            <w:r>
+              <w:rPr>
+                <w:rFonts w:ascii="Lato" w:hAnsi="Lato" w:cs="Arial"/>
+                <w:sz w:val="16"/>
+                <w:szCs w:val="16"/>
+              </w:rPr>
+              <w:t xml:space="preserve">, </w:t>
+            </w:r>
+            <w:r>
+              <w:rPr>
+                <w:rFonts w:ascii="Lato" w:hAnsi="Lato" w:cs="Arial"/>
+                <w:sz w:val="16"/>
+                <w:szCs w:val="16"/>
+              </w:rPr>
+              <w:t>competitions</w:t>
+            </w:r>
+            <w:r>
+              <w:rPr>
+                <w:rFonts w:ascii="Lato" w:hAnsi="Lato" w:cs="Arial"/>
+                <w:sz w:val="16"/>
+                <w:szCs w:val="16"/>
+              </w:rPr>
+              <w:t>,</w:t>
+            </w:r>
+            <w:r>
+              <w:rPr>
+                <w:rFonts w:ascii="Lato" w:hAnsi="Lato" w:cs="Arial"/>
+                <w:sz w:val="16"/>
+                <w:szCs w:val="16"/>
+              </w:rPr>
+              <w:t xml:space="preserve"> and extracurricular activities.</w:t>
             </w:r>
           </w:p>
         </w:tc>
@@ -7215,16 +8207,29 @@
                 <w:szCs w:val="16"/>
               </w:rPr>
             </w:pPr>
-            <w:r>
-              <w:rPr>
-                <w:rFonts w:ascii="Lato" w:hAnsi="Lato" w:cs="Arial"/>
-                <w:bCs/>
-                <w:i/>
-                <w:iCs/>
-                <w:sz w:val="16"/>
-                <w:szCs w:val="16"/>
-              </w:rPr>
-              <w:t>MicroMac Techno Valley Ltd, Bangladesh</w:t>
+            <w:proofErr w:type="spellStart"/>
+            <w:r>
+              <w:rPr>
+                <w:rFonts w:ascii="Lato" w:hAnsi="Lato" w:cs="Arial"/>
+                <w:bCs/>
+                <w:i/>
+                <w:iCs/>
+                <w:sz w:val="16"/>
+                <w:szCs w:val="16"/>
+              </w:rPr>
+              <w:t>MicroMac</w:t>
+            </w:r>
+            <w:proofErr w:type="spellEnd"/>
+            <w:r>
+              <w:rPr>
+                <w:rFonts w:ascii="Lato" w:hAnsi="Lato" w:cs="Arial"/>
+                <w:bCs/>
+                <w:i/>
+                <w:iCs/>
+                <w:sz w:val="16"/>
+                <w:szCs w:val="16"/>
+              </w:rPr>
+              <w:t xml:space="preserve"> Techno Valley Ltd, Bangladesh</w:t>
             </w:r>
           </w:p>
         </w:tc>
@@ -7258,8 +8263,45 @@
                 <w:sz w:val="16"/>
                 <w:szCs w:val="16"/>
               </w:rPr>
-              <w:t>40 hrs/wk</w:t>
-            </w:r>
+              <w:t xml:space="preserve">40 </w:t>
+            </w:r>
+            <w:proofErr w:type="spellStart"/>
+            <w:r>
+              <w:rPr>
+                <w:rFonts w:ascii="Lato" w:hAnsi="Lato" w:cs="Arial"/>
+                <w:bCs/>
+                <w:i/>
+                <w:iCs/>
+                <w:sz w:val="16"/>
+                <w:szCs w:val="16"/>
+              </w:rPr>
+              <w:t>hrs</w:t>
+            </w:r>
+            <w:proofErr w:type="spellEnd"/>
+            <w:r>
+              <w:rPr>
+                <w:rFonts w:ascii="Lato" w:hAnsi="Lato" w:cs="Arial"/>
+                <w:bCs/>
+                <w:i/>
+                <w:iCs/>
+                <w:sz w:val="16"/>
+                <w:szCs w:val="16"/>
+              </w:rPr>
+              <w:t>/</w:t>
+            </w:r>
+            <w:proofErr w:type="spellStart"/>
+            <w:r>
+              <w:rPr>
+                <w:rFonts w:ascii="Lato" w:hAnsi="Lato" w:cs="Arial"/>
+                <w:bCs/>
+                <w:i/>
+                <w:iCs/>
+                <w:sz w:val="16"/>
+                <w:szCs w:val="16"/>
+              </w:rPr>
+              <w:t>wk</w:t>
+            </w:r>
+            <w:proofErr w:type="spellEnd"/>
           </w:p>
         </w:tc>
       </w:tr>
@@ -7291,7 +8333,7 @@
                 <w:sz w:val="16"/>
                 <w:szCs w:val="16"/>
               </w:rPr>
-              <w:t>Developed dynamic and responsive websites using PHP, MySQL, and the CodeIgniter framework.</w:t>
+              <w:t>Built dynamic, database-driven web applications using PHP (CodeIgniter) and MySQL, delivering responsive UI.</w:t>
             </w:r>
           </w:p>
           <w:p>
@@ -7659,7 +8701,7 @@
                 <w:sz w:val="16"/>
                 <w:szCs w:val="16"/>
               </w:rPr>
-              <w:t>Introduced</w:t>
+              <w:t>Built permissionless blockchains’ network logger/sensing pipelines and generated datasets collecting multi-layer P2P, routing/network, and consensus data for security and performance research</w:t>
             </w:r>
             <w:r>
               <w:rPr>
@@ -7668,7 +8710,7 @@
                 <w:sz w:val="16"/>
                 <w:szCs w:val="16"/>
               </w:rPr>
-              <w:t xml:space="preserve"> logging capabilities for P2P networking nodes with real-time tracking for peer connections.</w:t>
+              <w:t>.</w:t>
             </w:r>
           </w:p>
           <w:p>
@@ -7695,52 +8737,7 @@
                 <w:sz w:val="16"/>
                 <w:szCs w:val="16"/>
               </w:rPr>
-              <w:t>Formulated</w:t>
-            </w:r>
-            <w:r>
-              <w:rPr>
-                <w:rFonts w:ascii="Arial" w:hAnsi="Arial" w:cs="Arial"/>
-                <w:bCs/>
-                <w:sz w:val="16"/>
-                <w:szCs w:val="16"/>
-              </w:rPr>
-              <w:t xml:space="preserve"> an optimized network logging application for efficient data storage and transfer.</w:t>
-            </w:r>
-          </w:p>
-          <w:p>
-            <w:pPr>
-              <w:pStyle w:val="ListParagraph"/>
-              <w:numPr>
-                <w:ilvl w:val="0"/>
-                <w:numId w:val="30"/>
-              </w:numPr>
-              <w:tabs>
-                <w:tab w:val="right" w:pos="10800"/>
-              </w:tabs>
-              <w:rPr>
-                <w:rFonts w:ascii="Arial" w:hAnsi="Arial" w:cs="Arial"/>
-                <w:bCs/>
-                <w:sz w:val="16"/>
-                <w:szCs w:val="16"/>
-              </w:rPr>
-            </w:pPr>
-            <w:r>
-              <w:rPr>
-                <w:rFonts w:ascii="Arial" w:hAnsi="Arial" w:cs="Arial"/>
-                <w:bCs/>
-                <w:sz w:val="16"/>
-                <w:szCs w:val="16"/>
-              </w:rPr>
-              <w:t>Introduced</w:t>
-            </w:r>
-            <w:r>
-              <w:rPr>
-                <w:rFonts w:ascii="Arial" w:hAnsi="Arial" w:cs="Arial"/>
-                <w:bCs/>
-                <w:sz w:val="16"/>
-                <w:szCs w:val="16"/>
-              </w:rPr>
-              <w:t xml:space="preserve"> specialized RPC commands for enhanced system interactions.</w:t>
+              <w:t>Introduced specialized RPC commands for enhanced system interactions.</w:t>
             </w:r>
           </w:p>
         </w:tc>
@@ -8682,7 +9679,7 @@
                 <w:sz w:val="16"/>
                 <w:szCs w:val="16"/>
               </w:rPr>
-              <w:t xml:space="preserve">Developed </w:t>
+              <w:t>Built an intelligent data pipeline to crawl, preprocess, and structure scholarly metadata, generating citation-matrix and citation-graph datasets</w:t>
             </w:r>
             <w:r>
               <w:rPr>
@@ -8691,7 +9688,7 @@
                 <w:sz w:val="16"/>
                 <w:szCs w:val="16"/>
               </w:rPr>
-              <w:t>a personalized recommendation model that helps novice researchers quickly find the most relevant research papers.</w:t>
+              <w:t>.</w:t>
             </w:r>
           </w:p>
           <w:p>
@@ -8718,7 +9715,33 @@
                 <w:sz w:val="16"/>
                 <w:szCs w:val="16"/>
               </w:rPr>
-              <w:t>Applied association mining to find hidden relationships of data, and TF-IDF technique for feature extraction.</w:t>
+              <w:t>Applied</w:t>
+            </w:r>
+            <w:r>
+              <w:rPr>
+                <w:rFonts w:ascii="Arial" w:hAnsi="Arial" w:cs="Arial"/>
+                <w:bCs/>
+                <w:sz w:val="16"/>
+                <w:szCs w:val="16"/>
+              </w:rPr>
+              <w:t xml:space="preserve"> </w:t>
+            </w:r>
+            <w:r>
+              <w:rPr>
+                <w:rFonts w:ascii="Lato" w:hAnsi="Lato" w:cs="Arial"/>
+                <w:sz w:val="16"/>
+                <w:szCs w:val="16"/>
+              </w:rPr>
+              <w:t>Information Retrieval, Recommender Systems, and Data Mining techniques</w:t>
+            </w:r>
+            <w:r>
+              <w:rPr>
+                <w:rFonts w:ascii="Arial" w:hAnsi="Arial" w:cs="Arial"/>
+                <w:bCs/>
+                <w:sz w:val="16"/>
+                <w:szCs w:val="16"/>
+              </w:rPr>
+              <w:t>.</w:t>
             </w:r>
           </w:p>
         </w:tc>
@@ -8857,7 +9880,87 @@
                 <w:sz w:val="16"/>
                 <w:szCs w:val="16"/>
               </w:rPr>
-              <w:t xml:space="preserve"> Mentored Doctoral Fellowship, Graduate School, UCCS</w:t>
+              <w:t xml:space="preserve"> Mentored Doctoral Fellowship,</w:t>
+            </w:r>
+            <w:r>
+              <w:rPr>
+                <w:rFonts w:ascii="Lato" w:hAnsi="Lato" w:cs="Arial"/>
+                <w:sz w:val="16"/>
+                <w:szCs w:val="16"/>
+              </w:rPr>
+              <w:t xml:space="preserve"> </w:t>
+            </w:r>
+            <w:r>
+              <w:rPr>
+                <w:rFonts w:ascii="Lato" w:hAnsi="Lato" w:cs="Arial"/>
+                <w:sz w:val="16"/>
+                <w:szCs w:val="16"/>
+              </w:rPr>
+              <w:t>UCCS</w:t>
+            </w:r>
+            <w:r>
+              <w:rPr>
+                <w:rFonts w:ascii="Lato" w:hAnsi="Lato" w:cs="Arial"/>
+                <w:sz w:val="16"/>
+                <w:szCs w:val="16"/>
+              </w:rPr>
+              <w:t xml:space="preserve"> (</w:t>
+            </w:r>
+            <w:r>
+              <w:rPr>
+                <w:rFonts w:ascii="Lato" w:hAnsi="Lato" w:cs="Arial"/>
+                <w:sz w:val="16"/>
+                <w:szCs w:val="16"/>
+              </w:rPr>
+              <w:t>Highly c</w:t>
+            </w:r>
+            <w:r>
+              <w:rPr>
+                <w:rFonts w:ascii="Lato" w:hAnsi="Lato" w:cs="Arial"/>
+                <w:sz w:val="16"/>
+                <w:szCs w:val="16"/>
+              </w:rPr>
+              <w:t>ompetitive award</w:t>
+            </w:r>
+            <w:r>
+              <w:rPr>
+                <w:rFonts w:ascii="Lato" w:hAnsi="Lato" w:cs="Arial"/>
+                <w:sz w:val="16"/>
+                <w:szCs w:val="16"/>
+              </w:rPr>
+              <w:t xml:space="preserve"> </w:t>
+            </w:r>
+            <w:r>
+              <w:rPr>
+                <w:rFonts w:ascii="Lato" w:hAnsi="Lato" w:cs="Arial"/>
+                <w:sz w:val="16"/>
+                <w:szCs w:val="16"/>
+              </w:rPr>
+              <w:t xml:space="preserve">granted </w:t>
+            </w:r>
+            <w:r>
+              <w:rPr>
+                <w:rFonts w:ascii="Lato" w:hAnsi="Lato" w:cs="Arial"/>
+                <w:sz w:val="16"/>
+                <w:szCs w:val="16"/>
+              </w:rPr>
+              <w:t xml:space="preserve">to only </w:t>
+            </w:r>
+            <w:r>
+              <w:rPr>
+                <w:rFonts w:ascii="Lato" w:hAnsi="Lato" w:cs="Arial"/>
+                <w:sz w:val="16"/>
+                <w:szCs w:val="16"/>
+              </w:rPr>
+              <w:t>4 doctoral students</w:t>
+            </w:r>
+            <w:r>
+              <w:rPr>
+                <w:rFonts w:ascii="Lato" w:hAnsi="Lato" w:cs="Arial"/>
+                <w:sz w:val="16"/>
+                <w:szCs w:val="16"/>
+              </w:rPr>
+              <w:t>)</w:t>
             </w:r>
           </w:p>
         </w:tc>
@@ -9149,7 +10252,23 @@
                 <w:sz w:val="16"/>
                 <w:szCs w:val="16"/>
               </w:rPr>
-              <w:t>, Bangabandhu Science and Technology Fellowship Trust, Ministry of Science and Technology, People's Republic of Bangladesh</w:t>
+              <w:t>, Bangabandhu Science and Technology Fellowship Trust,</w:t>
+            </w:r>
+            <w:r>
+              <w:rPr>
+                <w:rFonts w:ascii="Lato" w:hAnsi="Lato" w:cs="Arial"/>
+                <w:sz w:val="16"/>
+                <w:szCs w:val="16"/>
+              </w:rPr>
+              <w:t xml:space="preserve"> </w:t>
+            </w:r>
+            <w:r>
+              <w:rPr>
+                <w:rFonts w:ascii="Lato" w:hAnsi="Lato" w:cs="Arial"/>
+                <w:sz w:val="16"/>
+                <w:szCs w:val="16"/>
+              </w:rPr>
+              <w:t>People's Republic of Bangladesh</w:t>
             </w:r>
           </w:p>
         </w:tc>
@@ -10051,7 +11170,7 @@
           <w:sz w:val="16"/>
           <w:szCs w:val="12"/>
         </w:rPr>
-        <w:t>0</w:t>
+        <w:t>1</w:t>
       </w:r>
       <w:r>
         <w:rPr>
@@ -10166,6 +11285,274 @@
               </w:rPr>
               <w:t>“</w:t>
             </w:r>
+            <w:proofErr w:type="spellStart"/>
+            <w:r>
+              <w:rPr>
+                <w:rFonts w:ascii="Lato" w:hAnsi="Lato" w:cs="Arial"/>
+                <w:iCs/>
+                <w:sz w:val="16"/>
+                <w:szCs w:val="16"/>
+              </w:rPr>
+              <w:t>Dy</w:t>
+            </w:r>
+            <w:r>
+              <w:rPr>
+                <w:rFonts w:ascii="Lato" w:hAnsi="Lato" w:cs="Arial"/>
+                <w:iCs/>
+                <w:sz w:val="16"/>
+                <w:szCs w:val="16"/>
+              </w:rPr>
+              <w:t>PBP</w:t>
+            </w:r>
+            <w:proofErr w:type="spellEnd"/>
+            <w:r>
+              <w:rPr>
+                <w:rFonts w:ascii="Lato" w:hAnsi="Lato" w:cs="Arial"/>
+                <w:iCs/>
+                <w:sz w:val="16"/>
+                <w:szCs w:val="16"/>
+              </w:rPr>
+              <w:t xml:space="preserve">: Dynamic </w:t>
+            </w:r>
+            <w:r>
+              <w:rPr>
+                <w:rFonts w:ascii="Lato" w:hAnsi="Lato" w:cs="Arial"/>
+                <w:iCs/>
+                <w:sz w:val="16"/>
+                <w:szCs w:val="16"/>
+              </w:rPr>
+              <w:t>P</w:t>
+            </w:r>
+            <w:r>
+              <w:rPr>
+                <w:rFonts w:ascii="Lato" w:hAnsi="Lato" w:cs="Arial"/>
+                <w:iCs/>
+                <w:sz w:val="16"/>
+                <w:szCs w:val="16"/>
+              </w:rPr>
+              <w:t xml:space="preserve">eer </w:t>
+            </w:r>
+            <w:proofErr w:type="spellStart"/>
+            <w:r>
+              <w:rPr>
+                <w:rFonts w:ascii="Lato" w:hAnsi="Lato" w:cs="Arial"/>
+                <w:iCs/>
+                <w:sz w:val="16"/>
+                <w:szCs w:val="16"/>
+              </w:rPr>
+              <w:t>B</w:t>
+            </w:r>
+            <w:r>
+              <w:rPr>
+                <w:rFonts w:ascii="Lato" w:hAnsi="Lato" w:cs="Arial"/>
+                <w:iCs/>
+                <w:sz w:val="16"/>
+                <w:szCs w:val="16"/>
+              </w:rPr>
+              <w:t>eneficialness</w:t>
+            </w:r>
+            <w:proofErr w:type="spellEnd"/>
+            <w:r>
+              <w:rPr>
+                <w:rFonts w:ascii="Lato" w:hAnsi="Lato" w:cs="Arial"/>
+                <w:iCs/>
+                <w:sz w:val="16"/>
+                <w:szCs w:val="16"/>
+              </w:rPr>
+              <w:t xml:space="preserve"> </w:t>
+            </w:r>
+            <w:r>
+              <w:rPr>
+                <w:rFonts w:ascii="Lato" w:hAnsi="Lato" w:cs="Arial"/>
+                <w:iCs/>
+                <w:sz w:val="16"/>
+                <w:szCs w:val="16"/>
+              </w:rPr>
+              <w:t>P</w:t>
+            </w:r>
+            <w:r>
+              <w:rPr>
+                <w:rFonts w:ascii="Lato" w:hAnsi="Lato" w:cs="Arial"/>
+                <w:iCs/>
+                <w:sz w:val="16"/>
+                <w:szCs w:val="16"/>
+              </w:rPr>
+              <w:t xml:space="preserve">rediction for </w:t>
+            </w:r>
+            <w:r>
+              <w:rPr>
+                <w:rFonts w:ascii="Lato" w:hAnsi="Lato" w:cs="Arial"/>
+                <w:iCs/>
+                <w:sz w:val="16"/>
+                <w:szCs w:val="16"/>
+              </w:rPr>
+              <w:t>C</w:t>
+            </w:r>
+            <w:r>
+              <w:rPr>
+                <w:rFonts w:ascii="Lato" w:hAnsi="Lato" w:cs="Arial"/>
+                <w:iCs/>
+                <w:sz w:val="16"/>
+                <w:szCs w:val="16"/>
+              </w:rPr>
+              <w:t xml:space="preserve">ryptocurrency </w:t>
+            </w:r>
+            <w:r>
+              <w:rPr>
+                <w:rFonts w:ascii="Lato" w:hAnsi="Lato" w:cs="Arial"/>
+                <w:iCs/>
+                <w:sz w:val="16"/>
+                <w:szCs w:val="16"/>
+              </w:rPr>
+              <w:t>P</w:t>
+            </w:r>
+            <w:r>
+              <w:rPr>
+                <w:rFonts w:ascii="Lato" w:hAnsi="Lato" w:cs="Arial"/>
+                <w:iCs/>
+                <w:sz w:val="16"/>
+                <w:szCs w:val="16"/>
+              </w:rPr>
+              <w:t>2</w:t>
+            </w:r>
+            <w:r>
+              <w:rPr>
+                <w:rFonts w:ascii="Lato" w:hAnsi="Lato" w:cs="Arial"/>
+                <w:iCs/>
+                <w:sz w:val="16"/>
+                <w:szCs w:val="16"/>
+              </w:rPr>
+              <w:t>P</w:t>
+            </w:r>
+            <w:r>
+              <w:rPr>
+                <w:rFonts w:ascii="Lato" w:hAnsi="Lato" w:cs="Arial"/>
+                <w:iCs/>
+                <w:sz w:val="16"/>
+                <w:szCs w:val="16"/>
+              </w:rPr>
+              <w:t xml:space="preserve"> </w:t>
+            </w:r>
+            <w:r>
+              <w:rPr>
+                <w:rFonts w:ascii="Lato" w:hAnsi="Lato" w:cs="Arial"/>
+                <w:iCs/>
+                <w:sz w:val="16"/>
+                <w:szCs w:val="16"/>
+              </w:rPr>
+              <w:t>N</w:t>
+            </w:r>
+            <w:r>
+              <w:rPr>
+                <w:rFonts w:ascii="Lato" w:hAnsi="Lato" w:cs="Arial"/>
+                <w:iCs/>
+                <w:sz w:val="16"/>
+                <w:szCs w:val="16"/>
+              </w:rPr>
+              <w:t>etworking</w:t>
+            </w:r>
+            <w:r>
+              <w:rPr>
+                <w:rFonts w:ascii="Lato" w:hAnsi="Lato" w:cs="Arial"/>
+                <w:iCs/>
+                <w:sz w:val="16"/>
+                <w:szCs w:val="16"/>
+              </w:rPr>
+              <w:t>”</w:t>
+            </w:r>
+          </w:p>
+        </w:tc>
+        <w:tc>
+          <w:tcPr>
+            <w:tcW w:w="1705" w:type="dxa"/>
+          </w:tcPr>
+          <w:p>
+            <w:pPr>
+              <w:tabs>
+                <w:tab w:val="left" w:pos="1500"/>
+                <w:tab w:val="right" w:pos="10800"/>
+              </w:tabs>
+              <w:contextualSpacing/>
+              <w:jc w:val="right"/>
+              <w:rPr>
+                <w:rFonts w:ascii="Lato" w:hAnsi="Lato" w:cs="Arial"/>
+                <w:i/>
+                <w:sz w:val="16"/>
+                <w:szCs w:val="16"/>
+              </w:rPr>
+            </w:pPr>
+            <w:proofErr w:type="spellStart"/>
+            <w:r>
+              <w:rPr>
+                <w:rFonts w:ascii="Lato" w:hAnsi="Lato" w:cs="Arial"/>
+                <w:i/>
+                <w:sz w:val="16"/>
+                <w:szCs w:val="16"/>
+              </w:rPr>
+              <w:t>arXiv</w:t>
+            </w:r>
+            <w:proofErr w:type="spellEnd"/>
+            <w:r>
+              <w:rPr>
+                <w:rFonts w:ascii="Lato" w:hAnsi="Lato" w:cs="Arial"/>
+                <w:i/>
+                <w:sz w:val="16"/>
+                <w:szCs w:val="16"/>
+              </w:rPr>
+              <w:t xml:space="preserve"> </w:t>
+            </w:r>
+            <w:r>
+              <w:rPr>
+                <w:rFonts w:ascii="Lato" w:hAnsi="Lato" w:cs="Arial"/>
+                <w:i/>
+                <w:sz w:val="16"/>
+                <w:szCs w:val="16"/>
+              </w:rPr>
+              <w:t>Preprint</w:t>
+            </w:r>
+            <w:r>
+              <w:rPr>
+                <w:rFonts w:ascii="Lato" w:hAnsi="Lato" w:cs="Arial"/>
+                <w:i/>
+                <w:sz w:val="16"/>
+                <w:szCs w:val="16"/>
+              </w:rPr>
+              <w:t xml:space="preserve"> 2026</w:t>
+            </w:r>
+          </w:p>
+        </w:tc>
+      </w:tr>
+      <w:tr>
+        <w:tc>
+          <w:tcPr>
+            <w:tcW w:w="9085" w:type="dxa"/>
+          </w:tcPr>
+          <w:p>
+            <w:pPr>
+              <w:pStyle w:val="ListParagraph"/>
+              <w:numPr>
+                <w:ilvl w:val="0"/>
+                <w:numId w:val="21"/>
+              </w:numPr>
+              <w:tabs>
+                <w:tab w:val="right" w:pos="10800"/>
+              </w:tabs>
+              <w:rPr>
+                <w:rFonts w:ascii="Lato" w:hAnsi="Lato" w:cs="Arial"/>
+                <w:iCs/>
+                <w:sz w:val="16"/>
+                <w:szCs w:val="16"/>
+              </w:rPr>
+            </w:pPr>
+            <w:r>
+              <w:rPr>
+                <w:rFonts w:ascii="Lato" w:hAnsi="Lato" w:cs="Arial"/>
+                <w:iCs/>
+                <w:sz w:val="16"/>
+                <w:szCs w:val="16"/>
+              </w:rPr>
+              <w:t>“</w:t>
+            </w:r>
             <w:hyperlink r:id="rId16" w:history="1">
               <w:r>
                 <w:rPr>
@@ -10679,7 +12066,7 @@
                   <w:szCs w:val="16"/>
                   <w:u w:val="none"/>
                 </w:rPr>
-                <w:t>Prevention of Shoulder-Surfing Attacks Using Shifting Condition With the Digraph Substitution Rules</w:t>
+                <w:t>A Hybrid Personalized Scientific Paper Recommendation Approach Integrating Public Contextual Metadata</w:t>
               </w:r>
             </w:hyperlink>
             <w:r>
@@ -10718,34 +12105,7 @@
                 <w:sz w:val="16"/>
                 <w:szCs w:val="16"/>
               </w:rPr>
-              <w:t xml:space="preserve">IEEE </w:t>
-            </w:r>
-            <w:r>
-              <w:rPr>
-                <w:rFonts w:ascii="Lato" w:hAnsi="Lato" w:cs="Arial"/>
-                <w:i/>
-                <w:sz w:val="16"/>
-                <w:szCs w:val="16"/>
-              </w:rPr>
-              <w:t>AIA</w:t>
-            </w:r>
-            <w:r>
-              <w:rPr>
-                <w:rFonts w:ascii="Lato" w:hAnsi="Lato" w:cs="Arial"/>
-                <w:i/>
-                <w:sz w:val="16"/>
-                <w:szCs w:val="16"/>
-              </w:rPr>
-              <w:t xml:space="preserve"> 202</w:t>
-            </w:r>
-            <w:r>
-              <w:rPr>
-                <w:rFonts w:ascii="Lato" w:hAnsi="Lato" w:cs="Arial"/>
-                <w:i/>
-                <w:sz w:val="16"/>
-                <w:szCs w:val="16"/>
-              </w:rPr>
-              <w:t>3</w:t>
+              <w:t>IEEE Access 2021</w:t>
             </w:r>
           </w:p>
         </w:tc>
@@ -10767,7 +12127,7 @@
               </w:tabs>
               <w:rPr>
                 <w:rFonts w:ascii="Lato" w:hAnsi="Lato" w:cs="Arial"/>
-                <w:iCs/>
+                <w:i/>
                 <w:sz w:val="16"/>
                 <w:szCs w:val="16"/>
               </w:rPr>
@@ -10782,92 +12142,6 @@
               <w:t>“</w:t>
             </w:r>
             <w:hyperlink r:id="rId22" w:history="1">
-              <w:r>
-                <w:rPr>
-                  <w:rStyle w:val="Hyperlink"/>
-                  <w:rFonts w:ascii="Lato" w:hAnsi="Lato" w:cs="Arial"/>
-                  <w:iCs/>
-                  <w:color w:val="auto"/>
-                  <w:sz w:val="16"/>
-                  <w:szCs w:val="16"/>
-                  <w:u w:val="none"/>
-                </w:rPr>
-                <w:t>A Hybrid Personalized Scientific Paper Recommendation Approach Integrating Public Contextual Metadata</w:t>
-              </w:r>
-            </w:hyperlink>
-            <w:r>
-              <w:rPr>
-                <w:rFonts w:ascii="Lato" w:hAnsi="Lato" w:cs="Arial"/>
-                <w:iCs/>
-                <w:sz w:val="16"/>
-                <w:szCs w:val="16"/>
-              </w:rPr>
-              <w:t>”</w:t>
-            </w:r>
-          </w:p>
-        </w:tc>
-        <w:tc>
-          <w:tcPr>
-            <w:tcW w:w="1705" w:type="dxa"/>
-          </w:tcPr>
-          <w:p>
-            <w:pPr>
-              <w:tabs>
-                <w:tab w:val="right" w:pos="10800"/>
-              </w:tabs>
-              <w:contextualSpacing/>
-              <w:jc w:val="right"/>
-              <w:rPr>
-                <w:rFonts w:ascii="Lato" w:hAnsi="Lato" w:cs="Arial"/>
-                <w:i/>
-                <w:sz w:val="16"/>
-                <w:szCs w:val="16"/>
-              </w:rPr>
-            </w:pPr>
-            <w:r>
-              <w:rPr>
-                <w:rFonts w:ascii="Lato" w:hAnsi="Lato" w:cs="Arial"/>
-                <w:i/>
-                <w:sz w:val="16"/>
-                <w:szCs w:val="16"/>
-              </w:rPr>
-              <w:t>IEEE Access 2021</w:t>
-            </w:r>
-          </w:p>
-        </w:tc>
-      </w:tr>
-      <w:tr>
-        <w:tc>
-          <w:tcPr>
-            <w:tcW w:w="9085" w:type="dxa"/>
-          </w:tcPr>
-          <w:p>
-            <w:pPr>
-              <w:pStyle w:val="ListParagraph"/>
-              <w:numPr>
-                <w:ilvl w:val="0"/>
-                <w:numId w:val="21"/>
-              </w:numPr>
-              <w:tabs>
-                <w:tab w:val="right" w:pos="10800"/>
-              </w:tabs>
-              <w:rPr>
-                <w:rFonts w:ascii="Lato" w:hAnsi="Lato" w:cs="Arial"/>
-                <w:i/>
-                <w:sz w:val="16"/>
-                <w:szCs w:val="16"/>
-              </w:rPr>
-            </w:pPr>
-            <w:r>
-              <w:rPr>
-                <w:rFonts w:ascii="Lato" w:hAnsi="Lato" w:cs="Arial"/>
-                <w:iCs/>
-                <w:sz w:val="16"/>
-                <w:szCs w:val="16"/>
-              </w:rPr>
-              <w:t>“</w:t>
-            </w:r>
-            <w:hyperlink r:id="rId23" w:history="1">
               <w:r>
                 <w:rPr>
                   <w:rStyle w:val="Hyperlink"/>
@@ -10953,7 +12227,7 @@
               </w:rPr>
               <w:t>“</w:t>
             </w:r>
-            <w:hyperlink r:id="rId24" w:history="1">
+            <w:hyperlink r:id="rId23" w:history="1">
               <w:r>
                 <w:rPr>
                   <w:rStyle w:val="Hyperlink"/>
@@ -11049,7 +12323,8 @@
       <w:tr>
         <w:tc>
           <w:tcPr>
-            <w:tcW w:w="9085" w:type="dxa"/>
+            <w:tcW w:w="10790" w:type="dxa"/>
+            <w:gridSpan w:val="2"/>
           </w:tcPr>
           <w:p>
             <w:pPr>
@@ -11057,12 +12332,12 @@
                 <w:tab w:val="right" w:pos="10800"/>
               </w:tabs>
               <w:contextualSpacing/>
-              <w:rPr>
-                <w:rFonts w:ascii="Arial" w:hAnsi="Arial" w:cs="Arial"/>
-                <w:i/>
-                <w:color w:val="1F4E79" w:themeColor="accent5" w:themeShade="80"/>
-                <w:sz w:val="12"/>
-                <w:szCs w:val="12"/>
+              <w:jc w:val="right"/>
+              <w:rPr>
+                <w:rFonts w:ascii="Lato" w:hAnsi="Lato" w:cs="Arial"/>
+                <w:i/>
+                <w:sz w:val="16"/>
+                <w:szCs w:val="16"/>
               </w:rPr>
             </w:pPr>
             <w:r>
@@ -11095,25 +12370,6 @@
               </w:rPr>
               <w:t xml:space="preserve"> Indicates conferences recognized for their selectivity (acceptance rate below 30%).</w:t>
             </w:r>
-          </w:p>
-        </w:tc>
-        <w:tc>
-          <w:tcPr>
-            <w:tcW w:w="1705" w:type="dxa"/>
-          </w:tcPr>
-          <w:p>
-            <w:pPr>
-              <w:tabs>
-                <w:tab w:val="right" w:pos="10800"/>
-              </w:tabs>
-              <w:contextualSpacing/>
-              <w:rPr>
-                <w:rFonts w:ascii="Lato" w:hAnsi="Lato" w:cs="Arial"/>
-                <w:i/>
-                <w:sz w:val="16"/>
-                <w:szCs w:val="16"/>
-              </w:rPr>
-            </w:pPr>
           </w:p>
         </w:tc>
       </w:tr>
@@ -13383,6 +14639,95 @@
     </w:lvl>
   </w:abstractNum>
   <w:abstractNum w:abstractNumId="19" w15:restartNumberingAfterBreak="0">
+    <w:nsid w:val="3DE36D6B"/>
+    <w:multiLevelType w:val="hybridMultilevel"/>
+    <w:tmpl w:val="3CFAAD24"/>
+    <w:lvl w:ilvl="0" w:tplc="1A128442">
+      <w:start w:val="20"/>
+      <w:numFmt w:val="decimal"/>
+      <w:lvlText w:val="%1"/>
+      <w:lvlJc w:val="left"/>
+      <w:pPr>
+        <w:ind w:left="720" w:hanging="360"/>
+      </w:pPr>
+      <w:rPr>
+        <w:rFonts w:hint="default"/>
+      </w:rPr>
+    </w:lvl>
+    <w:lvl w:ilvl="1" w:tplc="04090019" w:tentative="1">
+      <w:start w:val="1"/>
+      <w:numFmt w:val="lowerLetter"/>
+      <w:lvlText w:val="%2."/>
+      <w:lvlJc w:val="left"/>
+      <w:pPr>
+        <w:ind w:left="1440" w:hanging="360"/>
+      </w:pPr>
+    </w:lvl>
+    <w:lvl w:ilvl="2" w:tplc="0409001B" w:tentative="1">
+      <w:start w:val="1"/>
+      <w:numFmt w:val="lowerRoman"/>
+      <w:lvlText w:val="%3."/>
+      <w:lvlJc w:val="right"/>
+      <w:pPr>
+        <w:ind w:left="2160" w:hanging="180"/>
+      </w:pPr>
+    </w:lvl>
+    <w:lvl w:ilvl="3" w:tplc="0409000F" w:tentative="1">
+      <w:start w:val="1"/>
+      <w:numFmt w:val="decimal"/>
+      <w:lvlText w:val="%4."/>
+      <w:lvlJc w:val="left"/>
+      <w:pPr>
+        <w:ind w:left="2880" w:hanging="360"/>
+      </w:pPr>
+    </w:lvl>
+    <w:lvl w:ilvl="4" w:tplc="04090019" w:tentative="1">
+      <w:start w:val="1"/>
+      <w:numFmt w:val="lowerLetter"/>
+      <w:lvlText w:val="%5."/>
+      <w:lvlJc w:val="left"/>
+      <w:pPr>
+        <w:ind w:left="3600" w:hanging="360"/>
+      </w:pPr>
+    </w:lvl>
+    <w:lvl w:ilvl="5" w:tplc="0409001B" w:tentative="1">
+      <w:start w:val="1"/>
+      <w:numFmt w:val="lowerRoman"/>
+      <w:lvlText w:val="%6."/>
+      <w:lvlJc w:val="right"/>
+      <w:pPr>
+        <w:ind w:left="4320" w:hanging="180"/>
+      </w:pPr>
+    </w:lvl>
+    <w:lvl w:ilvl="6" w:tplc="0409000F" w:tentative="1">
+      <w:start w:val="1"/>
+      <w:numFmt w:val="decimal"/>
+      <w:lvlText w:val="%7."/>
+      <w:lvlJc w:val="left"/>
+      <w:pPr>
+        <w:ind w:left="5040" w:hanging="360"/>
+      </w:pPr>
+    </w:lvl>
+    <w:lvl w:ilvl="7" w:tplc="04090019" w:tentative="1">
+      <w:start w:val="1"/>
+      <w:numFmt w:val="lowerLetter"/>
+      <w:lvlText w:val="%8."/>
+      <w:lvlJc w:val="left"/>
+      <w:pPr>
+        <w:ind w:left="5760" w:hanging="360"/>
+      </w:pPr>
+    </w:lvl>
+    <w:lvl w:ilvl="8" w:tplc="0409001B" w:tentative="1">
+      <w:start w:val="1"/>
+      <w:numFmt w:val="lowerRoman"/>
+      <w:lvlText w:val="%9."/>
+      <w:lvlJc w:val="right"/>
+      <w:pPr>
+        <w:ind w:left="6480" w:hanging="180"/>
+      </w:pPr>
+    </w:lvl>
+  </w:abstractNum>
+  <w:abstractNum w:abstractNumId="20" w15:restartNumberingAfterBreak="0">
     <w:nsid w:val="3F26669B"/>
     <w:multiLevelType w:val="hybridMultilevel"/>
     <w:tmpl w:val="351E226C"/>
@@ -13495,7 +14840,7 @@
       </w:rPr>
     </w:lvl>
   </w:abstractNum>
-  <w:abstractNum w:abstractNumId="20" w15:restartNumberingAfterBreak="0">
+  <w:abstractNum w:abstractNumId="21" w15:restartNumberingAfterBreak="0">
     <w:nsid w:val="41941F80"/>
     <w:multiLevelType w:val="hybridMultilevel"/>
     <w:tmpl w:val="9416B016"/>
@@ -13614,7 +14959,7 @@
       </w:rPr>
     </w:lvl>
   </w:abstractNum>
-  <w:abstractNum w:abstractNumId="21" w15:restartNumberingAfterBreak="0">
+  <w:abstractNum w:abstractNumId="22" w15:restartNumberingAfterBreak="0">
     <w:nsid w:val="441A4FB2"/>
     <w:multiLevelType w:val="hybridMultilevel"/>
     <w:tmpl w:val="F5741C82"/>
@@ -13733,7 +15078,7 @@
       </w:rPr>
     </w:lvl>
   </w:abstractNum>
-  <w:abstractNum w:abstractNumId="22" w15:restartNumberingAfterBreak="0">
+  <w:abstractNum w:abstractNumId="23" w15:restartNumberingAfterBreak="0">
     <w:nsid w:val="4FDE4C79"/>
     <w:multiLevelType w:val="hybridMultilevel"/>
     <w:tmpl w:val="107A64A4"/>
@@ -13852,7 +15197,7 @@
       </w:rPr>
     </w:lvl>
   </w:abstractNum>
-  <w:abstractNum w:abstractNumId="23" w15:restartNumberingAfterBreak="0">
+  <w:abstractNum w:abstractNumId="24" w15:restartNumberingAfterBreak="0">
     <w:nsid w:val="51AB5EDE"/>
     <w:multiLevelType w:val="hybridMultilevel"/>
     <w:tmpl w:val="2FBA4B4C"/>
@@ -13971,7 +15316,7 @@
       </w:rPr>
     </w:lvl>
   </w:abstractNum>
-  <w:abstractNum w:abstractNumId="24" w15:restartNumberingAfterBreak="0">
+  <w:abstractNum w:abstractNumId="25" w15:restartNumberingAfterBreak="0">
     <w:nsid w:val="54075312"/>
     <w:multiLevelType w:val="hybridMultilevel"/>
     <w:tmpl w:val="759EAEF2"/>
@@ -14084,7 +15429,7 @@
       </w:rPr>
     </w:lvl>
   </w:abstractNum>
-  <w:abstractNum w:abstractNumId="25" w15:restartNumberingAfterBreak="0">
+  <w:abstractNum w:abstractNumId="26" w15:restartNumberingAfterBreak="0">
     <w:nsid w:val="560D76DD"/>
     <w:multiLevelType w:val="hybridMultilevel"/>
     <w:tmpl w:val="815C0698"/>
@@ -14197,7 +15542,7 @@
       </w:rPr>
     </w:lvl>
   </w:abstractNum>
-  <w:abstractNum w:abstractNumId="26" w15:restartNumberingAfterBreak="0">
+  <w:abstractNum w:abstractNumId="27" w15:restartNumberingAfterBreak="0">
     <w:nsid w:val="5A8A17D4"/>
     <w:multiLevelType w:val="hybridMultilevel"/>
     <w:tmpl w:val="107A64A4"/>
@@ -14316,7 +15661,7 @@
       </w:rPr>
     </w:lvl>
   </w:abstractNum>
-  <w:abstractNum w:abstractNumId="27" w15:restartNumberingAfterBreak="0">
+  <w:abstractNum w:abstractNumId="28" w15:restartNumberingAfterBreak="0">
     <w:nsid w:val="63F736CC"/>
     <w:multiLevelType w:val="hybridMultilevel"/>
     <w:tmpl w:val="014E70F8"/>
@@ -14432,7 +15777,7 @@
       </w:rPr>
     </w:lvl>
   </w:abstractNum>
-  <w:abstractNum w:abstractNumId="28" w15:restartNumberingAfterBreak="0">
+  <w:abstractNum w:abstractNumId="29" w15:restartNumberingAfterBreak="0">
     <w:nsid w:val="6614590F"/>
     <w:multiLevelType w:val="hybridMultilevel"/>
     <w:tmpl w:val="AEAEDD58"/>
@@ -14545,7 +15890,7 @@
       </w:rPr>
     </w:lvl>
   </w:abstractNum>
-  <w:abstractNum w:abstractNumId="29" w15:restartNumberingAfterBreak="0">
+  <w:abstractNum w:abstractNumId="30" w15:restartNumberingAfterBreak="0">
     <w:nsid w:val="680B3BFA"/>
     <w:multiLevelType w:val="hybridMultilevel"/>
     <w:tmpl w:val="287ED19E"/>
@@ -14661,7 +16006,7 @@
       </w:rPr>
     </w:lvl>
   </w:abstractNum>
-  <w:abstractNum w:abstractNumId="30" w15:restartNumberingAfterBreak="0">
+  <w:abstractNum w:abstractNumId="31" w15:restartNumberingAfterBreak="0">
     <w:nsid w:val="684F7AA4"/>
     <w:multiLevelType w:val="hybridMultilevel"/>
     <w:tmpl w:val="09928B4A"/>
@@ -14776,7 +16121,7 @@
       </w:rPr>
     </w:lvl>
   </w:abstractNum>
-  <w:abstractNum w:abstractNumId="31" w15:restartNumberingAfterBreak="0">
+  <w:abstractNum w:abstractNumId="32" w15:restartNumberingAfterBreak="0">
     <w:nsid w:val="69860ACC"/>
     <w:multiLevelType w:val="hybridMultilevel"/>
     <w:tmpl w:val="2FECF664"/>
@@ -14889,7 +16234,7 @@
       </w:rPr>
     </w:lvl>
   </w:abstractNum>
-  <w:abstractNum w:abstractNumId="32" w15:restartNumberingAfterBreak="0">
+  <w:abstractNum w:abstractNumId="33" w15:restartNumberingAfterBreak="0">
     <w:nsid w:val="6B503142"/>
     <w:multiLevelType w:val="hybridMultilevel"/>
     <w:tmpl w:val="6F58E8B8"/>
@@ -15008,7 +16353,7 @@
       </w:rPr>
     </w:lvl>
   </w:abstractNum>
-  <w:abstractNum w:abstractNumId="33" w15:restartNumberingAfterBreak="0">
+  <w:abstractNum w:abstractNumId="34" w15:restartNumberingAfterBreak="0">
     <w:nsid w:val="6D4B1A3D"/>
     <w:multiLevelType w:val="hybridMultilevel"/>
     <w:tmpl w:val="86D03EC2"/>
@@ -15127,7 +16472,7 @@
       </w:rPr>
     </w:lvl>
   </w:abstractNum>
-  <w:abstractNum w:abstractNumId="34" w15:restartNumberingAfterBreak="0">
+  <w:abstractNum w:abstractNumId="35" w15:restartNumberingAfterBreak="0">
     <w:nsid w:val="6FBB2C76"/>
     <w:multiLevelType w:val="hybridMultilevel"/>
     <w:tmpl w:val="FF60B2B0"/>
@@ -15240,7 +16585,7 @@
       </w:rPr>
     </w:lvl>
   </w:abstractNum>
-  <w:abstractNum w:abstractNumId="35" w15:restartNumberingAfterBreak="0">
+  <w:abstractNum w:abstractNumId="36" w15:restartNumberingAfterBreak="0">
     <w:nsid w:val="7456519B"/>
     <w:multiLevelType w:val="hybridMultilevel"/>
     <w:tmpl w:val="FAD0B62C"/>
@@ -15353,7 +16698,7 @@
       </w:rPr>
     </w:lvl>
   </w:abstractNum>
-  <w:abstractNum w:abstractNumId="36" w15:restartNumberingAfterBreak="0">
+  <w:abstractNum w:abstractNumId="37" w15:restartNumberingAfterBreak="0">
     <w:nsid w:val="777D4FBE"/>
     <w:multiLevelType w:val="hybridMultilevel"/>
     <w:tmpl w:val="FA621FA8"/>
@@ -15472,7 +16817,7 @@
       </w:rPr>
     </w:lvl>
   </w:abstractNum>
-  <w:abstractNum w:abstractNumId="37" w15:restartNumberingAfterBreak="0">
+  <w:abstractNum w:abstractNumId="38" w15:restartNumberingAfterBreak="0">
     <w:nsid w:val="78AF1D9D"/>
     <w:multiLevelType w:val="hybridMultilevel"/>
     <w:tmpl w:val="7310934A"/>
@@ -15589,25 +16934,25 @@
     <w:abstractNumId w:val="2"/>
   </w:num>
   <w:num w:numId="2" w16cid:durableId="229997022">
-    <w:abstractNumId w:val="33"/>
+    <w:abstractNumId w:val="34"/>
   </w:num>
   <w:num w:numId="3" w16cid:durableId="1566334973">
     <w:abstractNumId w:val="7"/>
   </w:num>
   <w:num w:numId="4" w16cid:durableId="125509669">
-    <w:abstractNumId w:val="25"/>
+    <w:abstractNumId w:val="26"/>
   </w:num>
   <w:num w:numId="5" w16cid:durableId="740713523">
-    <w:abstractNumId w:val="35"/>
+    <w:abstractNumId w:val="36"/>
   </w:num>
   <w:num w:numId="6" w16cid:durableId="1591114415">
-    <w:abstractNumId w:val="28"/>
+    <w:abstractNumId w:val="29"/>
   </w:num>
   <w:num w:numId="7" w16cid:durableId="293146019">
     <w:abstractNumId w:val="6"/>
   </w:num>
   <w:num w:numId="8" w16cid:durableId="3095976">
-    <w:abstractNumId w:val="20"/>
+    <w:abstractNumId w:val="21"/>
   </w:num>
   <w:num w:numId="9" w16cid:durableId="1373774202">
     <w:abstractNumId w:val="16"/>
@@ -15619,10 +16964,10 @@
     <w:abstractNumId w:val="9"/>
   </w:num>
   <w:num w:numId="12" w16cid:durableId="1304195748">
-    <w:abstractNumId w:val="30"/>
+    <w:abstractNumId w:val="31"/>
   </w:num>
   <w:num w:numId="13" w16cid:durableId="968625675">
-    <w:abstractNumId w:val="19"/>
+    <w:abstractNumId w:val="20"/>
   </w:num>
   <w:num w:numId="14" w16cid:durableId="2102675382">
     <w:abstractNumId w:val="5"/>
@@ -15637,13 +16982,13 @@
     <w:abstractNumId w:val="14"/>
   </w:num>
   <w:num w:numId="18" w16cid:durableId="1717194338">
-    <w:abstractNumId w:val="34"/>
+    <w:abstractNumId w:val="35"/>
   </w:num>
   <w:num w:numId="19" w16cid:durableId="1342734233">
-    <w:abstractNumId w:val="24"/>
+    <w:abstractNumId w:val="25"/>
   </w:num>
   <w:num w:numId="20" w16cid:durableId="419522654">
-    <w:abstractNumId w:val="27"/>
+    <w:abstractNumId w:val="28"/>
   </w:num>
   <w:num w:numId="21" w16cid:durableId="1931234398">
     <w:abstractNumId w:val="8"/>
@@ -15652,28 +16997,28 @@
     <w:abstractNumId w:val="12"/>
   </w:num>
   <w:num w:numId="23" w16cid:durableId="630281323">
-    <w:abstractNumId w:val="29"/>
+    <w:abstractNumId w:val="30"/>
   </w:num>
   <w:num w:numId="24" w16cid:durableId="308874429">
-    <w:abstractNumId w:val="26"/>
+    <w:abstractNumId w:val="27"/>
   </w:num>
   <w:num w:numId="25" w16cid:durableId="170879635">
     <w:abstractNumId w:val="10"/>
   </w:num>
   <w:num w:numId="26" w16cid:durableId="1859737310">
-    <w:abstractNumId w:val="32"/>
+    <w:abstractNumId w:val="33"/>
   </w:num>
   <w:num w:numId="27" w16cid:durableId="55589504">
-    <w:abstractNumId w:val="22"/>
+    <w:abstractNumId w:val="23"/>
   </w:num>
   <w:num w:numId="28" w16cid:durableId="146631482">
-    <w:abstractNumId w:val="36"/>
+    <w:abstractNumId w:val="37"/>
   </w:num>
   <w:num w:numId="29" w16cid:durableId="121116700">
-    <w:abstractNumId w:val="23"/>
+    <w:abstractNumId w:val="24"/>
   </w:num>
   <w:num w:numId="30" w16cid:durableId="1901330820">
-    <w:abstractNumId w:val="21"/>
+    <w:abstractNumId w:val="22"/>
   </w:num>
   <w:num w:numId="31" w16cid:durableId="1333222701">
     <w:abstractNumId w:val="1"/>
@@ -15685,7 +17030,7 @@
     <w:abstractNumId w:val="15"/>
   </w:num>
   <w:num w:numId="34" w16cid:durableId="1005598461">
-    <w:abstractNumId w:val="31"/>
+    <w:abstractNumId w:val="32"/>
   </w:num>
   <w:num w:numId="35" w16cid:durableId="1683167163">
     <w:abstractNumId w:val="17"/>
@@ -15694,10 +17039,13 @@
     <w:abstractNumId w:val="4"/>
   </w:num>
   <w:num w:numId="37" w16cid:durableId="459105655">
-    <w:abstractNumId w:val="37"/>
+    <w:abstractNumId w:val="38"/>
   </w:num>
   <w:num w:numId="38" w16cid:durableId="1111509737">
     <w:abstractNumId w:val="0"/>
+  </w:num>
+  <w:num w:numId="39" w16cid:durableId="1091008389">
+    <w:abstractNumId w:val="19"/>
   </w:num>
 </w:numbering>
 </file>
@@ -16306,6 +17654,16 @@
       <w:szCs w:val="20"/>
     </w:rPr>
   </w:style>
+  <w:style w:type="character" w:styleId="PlaceholderText">
+    <w:name w:val="Placeholder Text"/>
+    <w:basedOn w:val="DefaultParagraphFont"/>
+    <w:uiPriority w:val="99"/>
+    <w:semiHidden/>
+    <w:rsid w:val="008B369A"/>
+    <w:rPr>
+      <w:color w:val="666666"/>
+    </w:rPr>
+  </w:style>
 </w:styles>
 </file>
 
@@ -16605,6 +17963,21 @@
 </file>
 
 <file path=customXml/item1.xml><?xml version="1.0" encoding="utf-8"?>
+<p:properties xmlns:p="http://schemas.microsoft.com/office/2006/metadata/properties" xmlns:xsi="http://www.w3.org/2001/XMLSchema-instance" xmlns:pc="http://schemas.microsoft.com/office/infopath/2007/PartnerControls">
+  <documentManagement/>
+</p:properties>
+</file>
+
+<file path=customXml/item2.xml><?xml version="1.0" encoding="utf-8"?>
+<?mso-contentType ?>
+<FormTemplates xmlns="http://schemas.microsoft.com/sharepoint/v3/contenttype/forms">
+  <Display>DocumentLibraryForm</Display>
+  <Edit>DocumentLibraryForm</Edit>
+  <New>DocumentLibraryForm</New>
+</FormTemplates>
+</file>
+
+<file path=customXml/item3.xml><?xml version="1.0" encoding="utf-8"?>
 <ct:contentTypeSchema xmlns:ct="http://schemas.microsoft.com/office/2006/metadata/contentType" xmlns:ma="http://schemas.microsoft.com/office/2006/metadata/properties/metaAttributes" ct:_="" ma:_="" ma:contentTypeName="Document" ma:contentTypeID="0x010100FE10BB79296CA949946638F4D1649B2F" ma:contentTypeVersion="13" ma:contentTypeDescription="Create a new document." ma:contentTypeScope="" ma:versionID="fe897490bcbb1eeff500c2f364ffb625">
   <xsd:schema xmlns:xsd="http://www.w3.org/2001/XMLSchema" xmlns:xs="http://www.w3.org/2001/XMLSchema" xmlns:p="http://schemas.microsoft.com/office/2006/metadata/properties" xmlns:ns3="81c246d7-1caf-480f-8541-2ff4dded21c0" xmlns:ns4="77ede8a4-bd7c-4dea-8cef-50849ba57ad0" targetNamespace="http://schemas.microsoft.com/office/2006/metadata/properties" ma:root="true" ma:fieldsID="c58354ea4e7661f61a26528d20444157" ns3:_="" ns4:_="">
     <xsd:import namespace="81c246d7-1caf-480f-8541-2ff4dded21c0"/>
@@ -16827,26 +18200,28 @@
 </ct:contentTypeSchema>
 </file>
 
-<file path=customXml/item2.xml><?xml version="1.0" encoding="utf-8"?>
+<file path=customXml/item4.xml><?xml version="1.0" encoding="utf-8"?>
 <b:Sources xmlns:b="http://schemas.openxmlformats.org/officeDocument/2006/bibliography" xmlns="http://schemas.openxmlformats.org/officeDocument/2006/bibliography" SelectedStyle="\APASixthEditionOfficeOnline.xsl" StyleName="APA" Version="6"/>
 </file>
 
-<file path=customXml/item3.xml><?xml version="1.0" encoding="utf-8"?>
-<p:properties xmlns:p="http://schemas.microsoft.com/office/2006/metadata/properties" xmlns:xsi="http://www.w3.org/2001/XMLSchema-instance" xmlns:pc="http://schemas.microsoft.com/office/infopath/2007/PartnerControls">
-  <documentManagement/>
-</p:properties>
+<file path=customXml/itemProps1.xml><?xml version="1.0" encoding="utf-8"?>
+<ds:datastoreItem xmlns:ds="http://schemas.openxmlformats.org/officeDocument/2006/customXml" ds:itemID="{C57F10A3-D597-4E2E-B0F5-AFAF755EC81E}">
+  <ds:schemaRefs>
+    <ds:schemaRef ds:uri="http://schemas.microsoft.com/office/2006/metadata/properties"/>
+    <ds:schemaRef ds:uri="http://schemas.microsoft.com/office/infopath/2007/PartnerControls"/>
+  </ds:schemaRefs>
+</ds:datastoreItem>
 </file>
 
-<file path=customXml/item4.xml><?xml version="1.0" encoding="utf-8"?>
-<?mso-contentType ?>
-<FormTemplates xmlns="http://schemas.microsoft.com/sharepoint/v3/contenttype/forms">
-  <Display>DocumentLibraryForm</Display>
-  <Edit>DocumentLibraryForm</Edit>
-  <New>DocumentLibraryForm</New>
-</FormTemplates>
+<file path=customXml/itemProps2.xml><?xml version="1.0" encoding="utf-8"?>
+<ds:datastoreItem xmlns:ds="http://schemas.openxmlformats.org/officeDocument/2006/customXml" ds:itemID="{4593F32B-36B1-4072-BE4B-D42DC4E2370A}">
+  <ds:schemaRefs>
+    <ds:schemaRef ds:uri="http://schemas.microsoft.com/sharepoint/v3/contenttype/forms"/>
+  </ds:schemaRefs>
+</ds:datastoreItem>
 </file>
 
-<file path=customXml/itemProps1.xml><?xml version="1.0" encoding="utf-8"?>
+<file path=customXml/itemProps3.xml><?xml version="1.0" encoding="utf-8"?>
 <ds:datastoreItem xmlns:ds="http://schemas.openxmlformats.org/officeDocument/2006/customXml" ds:itemID="{9153DCEA-E826-4454-99FC-A43C3F9F4B80}">
   <ds:schemaRefs>
     <ds:schemaRef ds:uri="http://schemas.microsoft.com/office/2006/metadata/contentType"/>
@@ -16865,27 +18240,10 @@
 </ds:datastoreItem>
 </file>
 
-<file path=customXml/itemProps2.xml><?xml version="1.0" encoding="utf-8"?>
+<file path=customXml/itemProps4.xml><?xml version="1.0" encoding="utf-8"?>
 <ds:datastoreItem xmlns:ds="http://schemas.openxmlformats.org/officeDocument/2006/customXml" ds:itemID="{132971B1-C441-4931-A685-F5FF4280682B}">
   <ds:schemaRefs>
     <ds:schemaRef ds:uri="http://schemas.openxmlformats.org/officeDocument/2006/bibliography"/>
   </ds:schemaRefs>
 </ds:datastoreItem>
-</file>
-
-<file path=customXml/itemProps3.xml><?xml version="1.0" encoding="utf-8"?>
-<ds:datastoreItem xmlns:ds="http://schemas.openxmlformats.org/officeDocument/2006/customXml" ds:itemID="{C57F10A3-D597-4E2E-B0F5-AFAF755EC81E}">
-  <ds:schemaRefs>
-    <ds:schemaRef ds:uri="http://schemas.microsoft.com/office/2006/metadata/properties"/>
-    <ds:schemaRef ds:uri="http://schemas.microsoft.com/office/infopath/2007/PartnerControls"/>
-  </ds:schemaRefs>
-</ds:datastoreItem>
-</file>
-
-<file path=customXml/itemProps4.xml><?xml version="1.0" encoding="utf-8"?>
-<ds:datastoreItem xmlns:ds="http://schemas.openxmlformats.org/officeDocument/2006/customXml" ds:itemID="{4593F32B-36B1-4072-BE4B-D42DC4E2370A}">
-  <ds:schemaRefs>
-    <ds:schemaRef ds:uri="http://schemas.microsoft.com/sharepoint/v3/contenttype/forms"/>
-  </ds:schemaRefs>
-</ds:datastoreItem>
 </file>
--- a/CV_Nazmus_Sakib.docx
+++ b/CV_Nazmus_Sakib.docx
@@ -6113,10 +6113,14 @@
           </w:tcPr>
           <w:p>
             <w:pPr>
-              <w:tabs>
-                <w:tab w:val="right" w:pos="10800"/>
-              </w:tabs>
-              <w:contextualSpacing/>
+              <w:pStyle w:val="ListParagraph"/>
+              <w:numPr>
+                <w:ilvl w:val="0"/>
+                <w:numId w:val="40"/>
+              </w:numPr>
+              <w:tabs>
+                <w:tab w:val="right" w:pos="10800"/>
+              </w:tabs>
               <w:jc w:val="right"/>
               <w:rPr>
                 <w:rFonts w:ascii="Lato" w:hAnsi="Lato" w:cs="Arial"/>
@@ -6136,7 +6140,7 @@
                 <w:sz w:val="16"/>
                 <w:szCs w:val="16"/>
               </w:rPr>
-              <w:t>40 hrs/wk</w:t>
+              <w:t>rs/wk</w:t>
             </w:r>
           </w:p>
         </w:tc>
@@ -6214,23 +6218,14 @@
               </w:rPr>
               <w:t xml:space="preserve"> lectures, tutorials, and lab sessions for undergraduate and graduate courses.</w:t>
             </w:r>
-          </w:p>
-          <w:p>
-            <w:pPr>
-              <w:pStyle w:val="ListParagraph"/>
-              <w:numPr>
-                <w:ilvl w:val="0"/>
-                <w:numId w:val="26"/>
-              </w:numPr>
-              <w:tabs>
-                <w:tab w:val="right" w:pos="10800"/>
-              </w:tabs>
-              <w:rPr>
-                <w:rFonts w:ascii="Lato" w:hAnsi="Lato" w:cs="Arial"/>
-                <w:sz w:val="16"/>
-                <w:szCs w:val="16"/>
-              </w:rPr>
-            </w:pPr>
+            <w:r>
+              <w:rPr>
+                <w:rFonts w:ascii="Lato" w:hAnsi="Lato" w:cs="Arial"/>
+                <w:sz w:val="16"/>
+                <w:szCs w:val="16"/>
+              </w:rPr>
+              <w:t xml:space="preserve"> </w:t>
+            </w:r>
             <w:r>
               <w:rPr>
                 <w:rFonts w:ascii="Lato" w:hAnsi="Lato" w:cs="Arial"/>
@@ -13755,6 +13750,95 @@
     </w:lvl>
   </w:abstractNum>
   <w:abstractNum w:abstractNumId="17" w15:restartNumberingAfterBreak="0">
+    <w:nsid w:val="32BA4D2E"/>
+    <w:multiLevelType w:val="hybridMultilevel"/>
+    <w:tmpl w:val="D5B88126"/>
+    <w:lvl w:ilvl="0" w:tplc="B5C6FEA6">
+      <w:start w:val="40"/>
+      <w:numFmt w:val="decimal"/>
+      <w:lvlText w:val="%1"/>
+      <w:lvlJc w:val="left"/>
+      <w:pPr>
+        <w:ind w:left="720" w:hanging="360"/>
+      </w:pPr>
+      <w:rPr>
+        <w:rFonts w:hint="default"/>
+      </w:rPr>
+    </w:lvl>
+    <w:lvl w:ilvl="1" w:tplc="04090019" w:tentative="1">
+      <w:start w:val="1"/>
+      <w:numFmt w:val="lowerLetter"/>
+      <w:lvlText w:val="%2."/>
+      <w:lvlJc w:val="left"/>
+      <w:pPr>
+        <w:ind w:left="1440" w:hanging="360"/>
+      </w:pPr>
+    </w:lvl>
+    <w:lvl w:ilvl="2" w:tplc="0409001B" w:tentative="1">
+      <w:start w:val="1"/>
+      <w:numFmt w:val="lowerRoman"/>
+      <w:lvlText w:val="%3."/>
+      <w:lvlJc w:val="right"/>
+      <w:pPr>
+        <w:ind w:left="2160" w:hanging="180"/>
+      </w:pPr>
+    </w:lvl>
+    <w:lvl w:ilvl="3" w:tplc="0409000F" w:tentative="1">
+      <w:start w:val="1"/>
+      <w:numFmt w:val="decimal"/>
+      <w:lvlText w:val="%4."/>
+      <w:lvlJc w:val="left"/>
+      <w:pPr>
+        <w:ind w:left="2880" w:hanging="360"/>
+      </w:pPr>
+    </w:lvl>
+    <w:lvl w:ilvl="4" w:tplc="04090019" w:tentative="1">
+      <w:start w:val="1"/>
+      <w:numFmt w:val="lowerLetter"/>
+      <w:lvlText w:val="%5."/>
+      <w:lvlJc w:val="left"/>
+      <w:pPr>
+        <w:ind w:left="3600" w:hanging="360"/>
+      </w:pPr>
+    </w:lvl>
+    <w:lvl w:ilvl="5" w:tplc="0409001B" w:tentative="1">
+      <w:start w:val="1"/>
+      <w:numFmt w:val="lowerRoman"/>
+      <w:lvlText w:val="%6."/>
+      <w:lvlJc w:val="right"/>
+      <w:pPr>
+        <w:ind w:left="4320" w:hanging="180"/>
+      </w:pPr>
+    </w:lvl>
+    <w:lvl w:ilvl="6" w:tplc="0409000F" w:tentative="1">
+      <w:start w:val="1"/>
+      <w:numFmt w:val="decimal"/>
+      <w:lvlText w:val="%7."/>
+      <w:lvlJc w:val="left"/>
+      <w:pPr>
+        <w:ind w:left="5040" w:hanging="360"/>
+      </w:pPr>
+    </w:lvl>
+    <w:lvl w:ilvl="7" w:tplc="04090019" w:tentative="1">
+      <w:start w:val="1"/>
+      <w:numFmt w:val="lowerLetter"/>
+      <w:lvlText w:val="%8."/>
+      <w:lvlJc w:val="left"/>
+      <w:pPr>
+        <w:ind w:left="5760" w:hanging="360"/>
+      </w:pPr>
+    </w:lvl>
+    <w:lvl w:ilvl="8" w:tplc="0409001B" w:tentative="1">
+      <w:start w:val="1"/>
+      <w:numFmt w:val="lowerRoman"/>
+      <w:lvlText w:val="%9."/>
+      <w:lvlJc w:val="right"/>
+      <w:pPr>
+        <w:ind w:left="6480" w:hanging="180"/>
+      </w:pPr>
+    </w:lvl>
+  </w:abstractNum>
+  <w:abstractNum w:abstractNumId="18" w15:restartNumberingAfterBreak="0">
     <w:nsid w:val="33AA36B8"/>
     <w:multiLevelType w:val="hybridMultilevel"/>
     <w:tmpl w:val="C40A4886"/>
@@ -13867,7 +13951,7 @@
       </w:rPr>
     </w:lvl>
   </w:abstractNum>
-  <w:abstractNum w:abstractNumId="18" w15:restartNumberingAfterBreak="0">
+  <w:abstractNum w:abstractNumId="19" w15:restartNumberingAfterBreak="0">
     <w:nsid w:val="3CD03625"/>
     <w:multiLevelType w:val="hybridMultilevel"/>
     <w:tmpl w:val="02C47162"/>
@@ -13983,7 +14067,7 @@
       </w:rPr>
     </w:lvl>
   </w:abstractNum>
-  <w:abstractNum w:abstractNumId="19" w15:restartNumberingAfterBreak="0">
+  <w:abstractNum w:abstractNumId="20" w15:restartNumberingAfterBreak="0">
     <w:nsid w:val="3DE36D6B"/>
     <w:multiLevelType w:val="hybridMultilevel"/>
     <w:tmpl w:val="3CFAAD24"/>
@@ -14072,7 +14156,7 @@
       </w:pPr>
     </w:lvl>
   </w:abstractNum>
-  <w:abstractNum w:abstractNumId="20" w15:restartNumberingAfterBreak="0">
+  <w:abstractNum w:abstractNumId="21" w15:restartNumberingAfterBreak="0">
     <w:nsid w:val="3F26669B"/>
     <w:multiLevelType w:val="hybridMultilevel"/>
     <w:tmpl w:val="351E226C"/>
@@ -14185,7 +14269,7 @@
       </w:rPr>
     </w:lvl>
   </w:abstractNum>
-  <w:abstractNum w:abstractNumId="21" w15:restartNumberingAfterBreak="0">
+  <w:abstractNum w:abstractNumId="22" w15:restartNumberingAfterBreak="0">
     <w:nsid w:val="41941F80"/>
     <w:multiLevelType w:val="hybridMultilevel"/>
     <w:tmpl w:val="9416B016"/>
@@ -14304,7 +14388,7 @@
       </w:rPr>
     </w:lvl>
   </w:abstractNum>
-  <w:abstractNum w:abstractNumId="22" w15:restartNumberingAfterBreak="0">
+  <w:abstractNum w:abstractNumId="23" w15:restartNumberingAfterBreak="0">
     <w:nsid w:val="441A4FB2"/>
     <w:multiLevelType w:val="hybridMultilevel"/>
     <w:tmpl w:val="F5741C82"/>
@@ -14423,7 +14507,7 @@
       </w:rPr>
     </w:lvl>
   </w:abstractNum>
-  <w:abstractNum w:abstractNumId="23" w15:restartNumberingAfterBreak="0">
+  <w:abstractNum w:abstractNumId="24" w15:restartNumberingAfterBreak="0">
     <w:nsid w:val="4FDE4C79"/>
     <w:multiLevelType w:val="hybridMultilevel"/>
     <w:tmpl w:val="107A64A4"/>
@@ -14542,7 +14626,7 @@
       </w:rPr>
     </w:lvl>
   </w:abstractNum>
-  <w:abstractNum w:abstractNumId="24" w15:restartNumberingAfterBreak="0">
+  <w:abstractNum w:abstractNumId="25" w15:restartNumberingAfterBreak="0">
     <w:nsid w:val="51AB5EDE"/>
     <w:multiLevelType w:val="hybridMultilevel"/>
     <w:tmpl w:val="2FBA4B4C"/>
@@ -14661,7 +14745,7 @@
       </w:rPr>
     </w:lvl>
   </w:abstractNum>
-  <w:abstractNum w:abstractNumId="25" w15:restartNumberingAfterBreak="0">
+  <w:abstractNum w:abstractNumId="26" w15:restartNumberingAfterBreak="0">
     <w:nsid w:val="54075312"/>
     <w:multiLevelType w:val="hybridMultilevel"/>
     <w:tmpl w:val="759EAEF2"/>
@@ -14774,7 +14858,7 @@
       </w:rPr>
     </w:lvl>
   </w:abstractNum>
-  <w:abstractNum w:abstractNumId="26" w15:restartNumberingAfterBreak="0">
+  <w:abstractNum w:abstractNumId="27" w15:restartNumberingAfterBreak="0">
     <w:nsid w:val="560D76DD"/>
     <w:multiLevelType w:val="hybridMultilevel"/>
     <w:tmpl w:val="815C0698"/>
@@ -14887,7 +14971,7 @@
       </w:rPr>
     </w:lvl>
   </w:abstractNum>
-  <w:abstractNum w:abstractNumId="27" w15:restartNumberingAfterBreak="0">
+  <w:abstractNum w:abstractNumId="28" w15:restartNumberingAfterBreak="0">
     <w:nsid w:val="5A8A17D4"/>
     <w:multiLevelType w:val="hybridMultilevel"/>
     <w:tmpl w:val="107A64A4"/>
@@ -15006,7 +15090,7 @@
       </w:rPr>
     </w:lvl>
   </w:abstractNum>
-  <w:abstractNum w:abstractNumId="28" w15:restartNumberingAfterBreak="0">
+  <w:abstractNum w:abstractNumId="29" w15:restartNumberingAfterBreak="0">
     <w:nsid w:val="63F736CC"/>
     <w:multiLevelType w:val="hybridMultilevel"/>
     <w:tmpl w:val="014E70F8"/>
@@ -15122,7 +15206,7 @@
       </w:rPr>
     </w:lvl>
   </w:abstractNum>
-  <w:abstractNum w:abstractNumId="29" w15:restartNumberingAfterBreak="0">
+  <w:abstractNum w:abstractNumId="30" w15:restartNumberingAfterBreak="0">
     <w:nsid w:val="6614590F"/>
     <w:multiLevelType w:val="hybridMultilevel"/>
     <w:tmpl w:val="AEAEDD58"/>
@@ -15235,7 +15319,7 @@
       </w:rPr>
     </w:lvl>
   </w:abstractNum>
-  <w:abstractNum w:abstractNumId="30" w15:restartNumberingAfterBreak="0">
+  <w:abstractNum w:abstractNumId="31" w15:restartNumberingAfterBreak="0">
     <w:nsid w:val="680B3BFA"/>
     <w:multiLevelType w:val="hybridMultilevel"/>
     <w:tmpl w:val="287ED19E"/>
@@ -15351,7 +15435,7 @@
       </w:rPr>
     </w:lvl>
   </w:abstractNum>
-  <w:abstractNum w:abstractNumId="31" w15:restartNumberingAfterBreak="0">
+  <w:abstractNum w:abstractNumId="32" w15:restartNumberingAfterBreak="0">
     <w:nsid w:val="684F7AA4"/>
     <w:multiLevelType w:val="hybridMultilevel"/>
     <w:tmpl w:val="09928B4A"/>
@@ -15466,7 +15550,7 @@
       </w:rPr>
     </w:lvl>
   </w:abstractNum>
-  <w:abstractNum w:abstractNumId="32" w15:restartNumberingAfterBreak="0">
+  <w:abstractNum w:abstractNumId="33" w15:restartNumberingAfterBreak="0">
     <w:nsid w:val="69860ACC"/>
     <w:multiLevelType w:val="hybridMultilevel"/>
     <w:tmpl w:val="2FECF664"/>
@@ -15579,7 +15663,7 @@
       </w:rPr>
     </w:lvl>
   </w:abstractNum>
-  <w:abstractNum w:abstractNumId="33" w15:restartNumberingAfterBreak="0">
+  <w:abstractNum w:abstractNumId="34" w15:restartNumberingAfterBreak="0">
     <w:nsid w:val="6B503142"/>
     <w:multiLevelType w:val="hybridMultilevel"/>
     <w:tmpl w:val="6F58E8B8"/>
@@ -15698,7 +15782,7 @@
       </w:rPr>
     </w:lvl>
   </w:abstractNum>
-  <w:abstractNum w:abstractNumId="34" w15:restartNumberingAfterBreak="0">
+  <w:abstractNum w:abstractNumId="35" w15:restartNumberingAfterBreak="0">
     <w:nsid w:val="6D4B1A3D"/>
     <w:multiLevelType w:val="hybridMultilevel"/>
     <w:tmpl w:val="86D03EC2"/>
@@ -15817,7 +15901,7 @@
       </w:rPr>
     </w:lvl>
   </w:abstractNum>
-  <w:abstractNum w:abstractNumId="35" w15:restartNumberingAfterBreak="0">
+  <w:abstractNum w:abstractNumId="36" w15:restartNumberingAfterBreak="0">
     <w:nsid w:val="6FBB2C76"/>
     <w:multiLevelType w:val="hybridMultilevel"/>
     <w:tmpl w:val="FF60B2B0"/>
@@ -15930,7 +16014,7 @@
       </w:rPr>
     </w:lvl>
   </w:abstractNum>
-  <w:abstractNum w:abstractNumId="36" w15:restartNumberingAfterBreak="0">
+  <w:abstractNum w:abstractNumId="37" w15:restartNumberingAfterBreak="0">
     <w:nsid w:val="7456519B"/>
     <w:multiLevelType w:val="hybridMultilevel"/>
     <w:tmpl w:val="FAD0B62C"/>
@@ -16043,7 +16127,7 @@
       </w:rPr>
     </w:lvl>
   </w:abstractNum>
-  <w:abstractNum w:abstractNumId="37" w15:restartNumberingAfterBreak="0">
+  <w:abstractNum w:abstractNumId="38" w15:restartNumberingAfterBreak="0">
     <w:nsid w:val="777D4FBE"/>
     <w:multiLevelType w:val="hybridMultilevel"/>
     <w:tmpl w:val="FA621FA8"/>
@@ -16162,7 +16246,7 @@
       </w:rPr>
     </w:lvl>
   </w:abstractNum>
-  <w:abstractNum w:abstractNumId="38" w15:restartNumberingAfterBreak="0">
+  <w:abstractNum w:abstractNumId="39" w15:restartNumberingAfterBreak="0">
     <w:nsid w:val="78AF1D9D"/>
     <w:multiLevelType w:val="hybridMultilevel"/>
     <w:tmpl w:val="7310934A"/>
@@ -16279,25 +16363,25 @@
     <w:abstractNumId w:val="2"/>
   </w:num>
   <w:num w:numId="2" w16cid:durableId="229997022">
-    <w:abstractNumId w:val="34"/>
+    <w:abstractNumId w:val="35"/>
   </w:num>
   <w:num w:numId="3" w16cid:durableId="1566334973">
     <w:abstractNumId w:val="7"/>
   </w:num>
   <w:num w:numId="4" w16cid:durableId="125509669">
-    <w:abstractNumId w:val="26"/>
+    <w:abstractNumId w:val="27"/>
   </w:num>
   <w:num w:numId="5" w16cid:durableId="740713523">
-    <w:abstractNumId w:val="36"/>
+    <w:abstractNumId w:val="37"/>
   </w:num>
   <w:num w:numId="6" w16cid:durableId="1591114415">
-    <w:abstractNumId w:val="29"/>
+    <w:abstractNumId w:val="30"/>
   </w:num>
   <w:num w:numId="7" w16cid:durableId="293146019">
     <w:abstractNumId w:val="6"/>
   </w:num>
   <w:num w:numId="8" w16cid:durableId="3095976">
-    <w:abstractNumId w:val="21"/>
+    <w:abstractNumId w:val="22"/>
   </w:num>
   <w:num w:numId="9" w16cid:durableId="1373774202">
     <w:abstractNumId w:val="16"/>
@@ -16309,10 +16393,10 @@
     <w:abstractNumId w:val="9"/>
   </w:num>
   <w:num w:numId="12" w16cid:durableId="1304195748">
-    <w:abstractNumId w:val="31"/>
+    <w:abstractNumId w:val="32"/>
   </w:num>
   <w:num w:numId="13" w16cid:durableId="968625675">
-    <w:abstractNumId w:val="20"/>
+    <w:abstractNumId w:val="21"/>
   </w:num>
   <w:num w:numId="14" w16cid:durableId="2102675382">
     <w:abstractNumId w:val="5"/>
@@ -16327,13 +16411,13 @@
     <w:abstractNumId w:val="14"/>
   </w:num>
   <w:num w:numId="18" w16cid:durableId="1717194338">
-    <w:abstractNumId w:val="35"/>
+    <w:abstractNumId w:val="36"/>
   </w:num>
   <w:num w:numId="19" w16cid:durableId="1342734233">
-    <w:abstractNumId w:val="25"/>
+    <w:abstractNumId w:val="26"/>
   </w:num>
   <w:num w:numId="20" w16cid:durableId="419522654">
-    <w:abstractNumId w:val="28"/>
+    <w:abstractNumId w:val="29"/>
   </w:num>
   <w:num w:numId="21" w16cid:durableId="1931234398">
     <w:abstractNumId w:val="8"/>
@@ -16342,55 +16426,58 @@
     <w:abstractNumId w:val="12"/>
   </w:num>
   <w:num w:numId="23" w16cid:durableId="630281323">
-    <w:abstractNumId w:val="30"/>
+    <w:abstractNumId w:val="31"/>
   </w:num>
   <w:num w:numId="24" w16cid:durableId="308874429">
-    <w:abstractNumId w:val="27"/>
+    <w:abstractNumId w:val="28"/>
   </w:num>
   <w:num w:numId="25" w16cid:durableId="170879635">
     <w:abstractNumId w:val="10"/>
   </w:num>
   <w:num w:numId="26" w16cid:durableId="1859737310">
-    <w:abstractNumId w:val="33"/>
+    <w:abstractNumId w:val="34"/>
   </w:num>
   <w:num w:numId="27" w16cid:durableId="55589504">
-    <w:abstractNumId w:val="23"/>
+    <w:abstractNumId w:val="24"/>
   </w:num>
   <w:num w:numId="28" w16cid:durableId="146631482">
-    <w:abstractNumId w:val="37"/>
+    <w:abstractNumId w:val="38"/>
   </w:num>
   <w:num w:numId="29" w16cid:durableId="121116700">
-    <w:abstractNumId w:val="24"/>
+    <w:abstractNumId w:val="25"/>
   </w:num>
   <w:num w:numId="30" w16cid:durableId="1901330820">
-    <w:abstractNumId w:val="22"/>
+    <w:abstractNumId w:val="23"/>
   </w:num>
   <w:num w:numId="31" w16cid:durableId="1333222701">
     <w:abstractNumId w:val="1"/>
   </w:num>
   <w:num w:numId="32" w16cid:durableId="135681491">
-    <w:abstractNumId w:val="18"/>
+    <w:abstractNumId w:val="19"/>
   </w:num>
   <w:num w:numId="33" w16cid:durableId="940065689">
     <w:abstractNumId w:val="15"/>
   </w:num>
   <w:num w:numId="34" w16cid:durableId="1005598461">
-    <w:abstractNumId w:val="32"/>
+    <w:abstractNumId w:val="33"/>
   </w:num>
   <w:num w:numId="35" w16cid:durableId="1683167163">
-    <w:abstractNumId w:val="17"/>
+    <w:abstractNumId w:val="18"/>
   </w:num>
   <w:num w:numId="36" w16cid:durableId="921376125">
     <w:abstractNumId w:val="4"/>
   </w:num>
   <w:num w:numId="37" w16cid:durableId="459105655">
-    <w:abstractNumId w:val="38"/>
+    <w:abstractNumId w:val="39"/>
   </w:num>
   <w:num w:numId="38" w16cid:durableId="1111509737">
     <w:abstractNumId w:val="0"/>
   </w:num>
   <w:num w:numId="39" w16cid:durableId="1091008389">
-    <w:abstractNumId w:val="19"/>
+    <w:abstractNumId w:val="20"/>
+  </w:num>
+  <w:num w:numId="40" w16cid:durableId="326250440">
+    <w:abstractNumId w:val="17"/>
   </w:num>
 </w:numbering>
 </file>
@@ -17308,10 +17395,21 @@
 </file>
 
 <file path=customXml/item1.xml><?xml version="1.0" encoding="utf-8"?>
-<b:Sources xmlns:b="http://schemas.openxmlformats.org/officeDocument/2006/bibliography" xmlns="http://schemas.openxmlformats.org/officeDocument/2006/bibliography" SelectedStyle="\APASixthEditionOfficeOnline.xsl" StyleName="APA" Version="6"/>
+<p:properties xmlns:p="http://schemas.microsoft.com/office/2006/metadata/properties" xmlns:xsi="http://www.w3.org/2001/XMLSchema-instance" xmlns:pc="http://schemas.microsoft.com/office/infopath/2007/PartnerControls">
+  <documentManagement/>
+</p:properties>
 </file>
 
 <file path=customXml/item2.xml><?xml version="1.0" encoding="utf-8"?>
+<?mso-contentType ?>
+<FormTemplates xmlns="http://schemas.microsoft.com/sharepoint/v3/contenttype/forms">
+  <Display>DocumentLibraryForm</Display>
+  <Edit>DocumentLibraryForm</Edit>
+  <New>DocumentLibraryForm</New>
+</FormTemplates>
+</file>
+
+<file path=customXml/item3.xml><?xml version="1.0" encoding="utf-8"?>
 <ct:contentTypeSchema xmlns:ct="http://schemas.microsoft.com/office/2006/metadata/contentType" xmlns:ma="http://schemas.microsoft.com/office/2006/metadata/properties/metaAttributes" ct:_="" ma:_="" ma:contentTypeName="Document" ma:contentTypeID="0x010100FE10BB79296CA949946638F4D1649B2F" ma:contentTypeVersion="13" ma:contentTypeDescription="Create a new document." ma:contentTypeScope="" ma:versionID="fe897490bcbb1eeff500c2f364ffb625">
   <xsd:schema xmlns:xsd="http://www.w3.org/2001/XMLSchema" xmlns:xs="http://www.w3.org/2001/XMLSchema" xmlns:p="http://schemas.microsoft.com/office/2006/metadata/properties" xmlns:ns3="81c246d7-1caf-480f-8541-2ff4dded21c0" xmlns:ns4="77ede8a4-bd7c-4dea-8cef-50849ba57ad0" targetNamespace="http://schemas.microsoft.com/office/2006/metadata/properties" ma:root="true" ma:fieldsID="c58354ea4e7661f61a26528d20444157" ns3:_="" ns4:_="">
     <xsd:import namespace="81c246d7-1caf-480f-8541-2ff4dded21c0"/>
@@ -17534,30 +17632,28 @@
 </ct:contentTypeSchema>
 </file>
 
-<file path=customXml/item3.xml><?xml version="1.0" encoding="utf-8"?>
-<?mso-contentType ?>
-<FormTemplates xmlns="http://schemas.microsoft.com/sharepoint/v3/contenttype/forms">
-  <Display>DocumentLibraryForm</Display>
-  <Edit>DocumentLibraryForm</Edit>
-  <New>DocumentLibraryForm</New>
-</FormTemplates>
-</file>
-
 <file path=customXml/item4.xml><?xml version="1.0" encoding="utf-8"?>
-<p:properties xmlns:p="http://schemas.microsoft.com/office/2006/metadata/properties" xmlns:xsi="http://www.w3.org/2001/XMLSchema-instance" xmlns:pc="http://schemas.microsoft.com/office/infopath/2007/PartnerControls">
-  <documentManagement/>
-</p:properties>
+<b:Sources xmlns:b="http://schemas.openxmlformats.org/officeDocument/2006/bibliography" xmlns="http://schemas.openxmlformats.org/officeDocument/2006/bibliography" SelectedStyle="\APASixthEditionOfficeOnline.xsl" StyleName="APA" Version="6"/>
 </file>
 
 <file path=customXml/itemProps1.xml><?xml version="1.0" encoding="utf-8"?>
-<ds:datastoreItem xmlns:ds="http://schemas.openxmlformats.org/officeDocument/2006/customXml" ds:itemID="{132971B1-C441-4931-A685-F5FF4280682B}">
+<ds:datastoreItem xmlns:ds="http://schemas.openxmlformats.org/officeDocument/2006/customXml" ds:itemID="{C57F10A3-D597-4E2E-B0F5-AFAF755EC81E}">
   <ds:schemaRefs>
-    <ds:schemaRef ds:uri="http://schemas.openxmlformats.org/officeDocument/2006/bibliography"/>
+    <ds:schemaRef ds:uri="http://schemas.microsoft.com/office/2006/metadata/properties"/>
+    <ds:schemaRef ds:uri="http://schemas.microsoft.com/office/infopath/2007/PartnerControls"/>
   </ds:schemaRefs>
 </ds:datastoreItem>
 </file>
 
 <file path=customXml/itemProps2.xml><?xml version="1.0" encoding="utf-8"?>
+<ds:datastoreItem xmlns:ds="http://schemas.openxmlformats.org/officeDocument/2006/customXml" ds:itemID="{4593F32B-36B1-4072-BE4B-D42DC4E2370A}">
+  <ds:schemaRefs>
+    <ds:schemaRef ds:uri="http://schemas.microsoft.com/sharepoint/v3/contenttype/forms"/>
+  </ds:schemaRefs>
+</ds:datastoreItem>
+</file>
+
+<file path=customXml/itemProps3.xml><?xml version="1.0" encoding="utf-8"?>
 <ds:datastoreItem xmlns:ds="http://schemas.openxmlformats.org/officeDocument/2006/customXml" ds:itemID="{9153DCEA-E826-4454-99FC-A43C3F9F4B80}">
   <ds:schemaRefs>
     <ds:schemaRef ds:uri="http://schemas.microsoft.com/office/2006/metadata/contentType"/>
@@ -17576,19 +17672,10 @@
 </ds:datastoreItem>
 </file>
 
-<file path=customXml/itemProps3.xml><?xml version="1.0" encoding="utf-8"?>
-<ds:datastoreItem xmlns:ds="http://schemas.openxmlformats.org/officeDocument/2006/customXml" ds:itemID="{4593F32B-36B1-4072-BE4B-D42DC4E2370A}">
+<file path=customXml/itemProps4.xml><?xml version="1.0" encoding="utf-8"?>
+<ds:datastoreItem xmlns:ds="http://schemas.openxmlformats.org/officeDocument/2006/customXml" ds:itemID="{132971B1-C441-4931-A685-F5FF4280682B}">
   <ds:schemaRefs>
-    <ds:schemaRef ds:uri="http://schemas.microsoft.com/sharepoint/v3/contenttype/forms"/>
-  </ds:schemaRefs>
-</ds:datastoreItem>
-</file>
-
-<file path=customXml/itemProps4.xml><?xml version="1.0" encoding="utf-8"?>
-<ds:datastoreItem xmlns:ds="http://schemas.openxmlformats.org/officeDocument/2006/customXml" ds:itemID="{C57F10A3-D597-4E2E-B0F5-AFAF755EC81E}">
-  <ds:schemaRefs>
-    <ds:schemaRef ds:uri="http://schemas.microsoft.com/office/2006/metadata/properties"/>
-    <ds:schemaRef ds:uri="http://schemas.microsoft.com/office/infopath/2007/PartnerControls"/>
+    <ds:schemaRef ds:uri="http://schemas.openxmlformats.org/officeDocument/2006/bibliography"/>
   </ds:schemaRefs>
 </ds:datastoreItem>
 </file>